--- a/docs/DAS_Sentinel_User_Guide.docx
+++ b/docs/DAS_Sentinel_User_Guide.docx
@@ -65,7 +65,7 @@
           <w:color w:val="555F67"/>
           <w:sz w:val="20"/>
         </w:rPr>
-        <w:t>Version 1.0  ·  3 August 2026</w:t>
+        <w:t>Version 1.1  ·  13 August 2026</w:t>
       </w:r>
     </w:p>
     <w:p>
@@ -3205,7 +3205,16 @@
     </w:p>
     <w:p>
       <w:r>
-        <w:t xml:space="preserve">Access control across engagements returns </w:t>
+        <w:t xml:space="preserve">Isolation is at the </w:t>
+      </w:r>
+      <w:r>
+        <w:rPr>
+          <w:b/>
+        </w:rPr>
+        <w:t>organization</w:t>
+      </w:r>
+      <w:r>
+        <w:t xml:space="preserve"> boundary: an id belonging to another organization returns </w:t>
       </w:r>
       <w:r>
         <w:rPr>
@@ -3225,7 +3234,16 @@
         <w:t>403</w:t>
       </w:r>
       <w:r>
-        <w:t xml:space="preserve"> and never data — so you cannot even confirm that another team's engagement exists.</w:t>
+        <w:t xml:space="preserve"> and never data — you cannot even confirm it exists. Within your own organization there is no per-engagement wall, so any signed-in role can open every engagement (and its targets, scans and findings) in the org; the </w:t>
+      </w:r>
+      <w:r>
+        <w:rPr>
+          <w:i/>
+        </w:rPr>
+        <w:t>role</w:t>
+      </w:r>
+      <w:r>
+        <w:t xml:space="preserve"> still decides what you can change.</w:t>
       </w:r>
     </w:p>
     <w:p>
@@ -6518,13 +6536,22 @@
         <w:t>Findings</w:t>
       </w:r>
       <w:r>
+        <w:t xml:space="preserve">, </w:t>
+      </w:r>
+      <w:r>
+        <w:rPr>
+          <w:b/>
+        </w:rPr>
+        <w:t>Reports</w:t>
+      </w:r>
+      <w:r>
         <w:t xml:space="preserve"> and </w:t>
       </w:r>
       <w:r>
         <w:rPr>
           <w:b/>
         </w:rPr>
-        <w:t>Reports</w:t>
+        <w:t>Approvals</w:t>
       </w:r>
       <w:r>
         <w:t xml:space="preserve"> — their own pages.</w:t>
@@ -9234,7 +9261,33 @@
               <w:rPr>
                 <w:sz w:val="17"/>
               </w:rPr>
-              <w:t>Normalized repository identity</w:t>
+              <w:t>Normalized repository identity — scp-style (</w:t>
+            </w:r>
+            <w:r>
+              <w:rPr>
+                <w:rFonts w:ascii="Consolas" w:hAnsi="Consolas"/>
+                <w:sz w:val="17"/>
+              </w:rPr>
+              <w:t>git@host:o/r.git</w:t>
+            </w:r>
+            <w:r>
+              <w:rPr>
+                <w:sz w:val="17"/>
+              </w:rPr>
+              <w:t xml:space="preserve">) and </w:t>
+            </w:r>
+            <w:r>
+              <w:rPr>
+                <w:rFonts w:ascii="Consolas" w:hAnsi="Consolas"/>
+                <w:sz w:val="17"/>
+              </w:rPr>
+              <w:t>https://</w:t>
+            </w:r>
+            <w:r>
+              <w:rPr>
+                <w:sz w:val="17"/>
+              </w:rPr>
+              <w:t xml:space="preserve"> spellings of the same repo match interchangeably</w:t>
             </w:r>
           </w:p>
         </w:tc>
@@ -9322,7 +9375,7 @@
         <w:rPr>
           <w:sz w:val="20"/>
         </w:rPr>
-        <w:t xml:space="preserve"> — treated as out of scope. And an allow rule never authorizes a loopback, private, or cloud-metadata address: those are refused separately with </w:t>
+        <w:t xml:space="preserve"> — treated as out of scope. A loopback, private, or cloud-metadata address is refused separately with </w:t>
       </w:r>
       <w:r>
         <w:rPr>
@@ -9335,7 +9388,72 @@
         <w:rPr>
           <w:sz w:val="20"/>
         </w:rPr>
-        <w:t>.</w:t>
+        <w:t xml:space="preserve">, and a </w:t>
+      </w:r>
+      <w:r>
+        <w:rPr>
+          <w:i/>
+          <w:sz w:val="20"/>
+        </w:rPr>
+        <w:t>URL or domain</w:t>
+      </w:r>
+      <w:r>
+        <w:rPr>
+          <w:sz w:val="20"/>
+        </w:rPr>
+        <w:t xml:space="preserve"> allow rule does </w:t>
+      </w:r>
+      <w:r>
+        <w:rPr>
+          <w:b/>
+          <w:sz w:val="20"/>
+        </w:rPr>
+        <w:t>not</w:t>
+      </w:r>
+      <w:r>
+        <w:rPr>
+          <w:sz w:val="20"/>
+        </w:rPr>
+        <w:t xml:space="preserve"> override that. The one thing that does is an explicit </w:t>
+      </w:r>
+      <w:r>
+        <w:rPr>
+          <w:b/>
+          <w:sz w:val="20"/>
+        </w:rPr>
+        <w:t>IP / CIDR allow</w:t>
+      </w:r>
+      <w:r>
+        <w:rPr>
+          <w:sz w:val="20"/>
+        </w:rPr>
+        <w:t xml:space="preserve"> rule covering the address — that is how an authorized internal target (a sandbox lab) is reached. A matching </w:t>
+      </w:r>
+      <w:r>
+        <w:rPr>
+          <w:rFonts w:ascii="Consolas" w:hAnsi="Consolas"/>
+          <w:sz w:val="20"/>
+        </w:rPr>
+        <w:t>ip_cidr</w:t>
+      </w:r>
+      <w:r>
+        <w:rPr>
+          <w:sz w:val="20"/>
+        </w:rPr>
+        <w:t xml:space="preserve"> </w:t>
+      </w:r>
+      <w:r>
+        <w:rPr>
+          <w:b/>
+          <w:sz w:val="20"/>
+        </w:rPr>
+        <w:t>deny</w:t>
+      </w:r>
+      <w:r>
+        <w:rPr>
+          <w:sz w:val="20"/>
+        </w:rPr>
+        <w:t xml:space="preserve"> rule always wins over it.</w:t>
       </w:r>
     </w:p>
     <w:p>
@@ -11311,27 +11429,36 @@
         <w:t>Admin and Tester</w:t>
       </w:r>
       <w:r>
-        <w:t xml:space="preserve"> only — Reviewer and Read only do not see the sidebar item and get </w:t>
+        <w:t xml:space="preserve"> only — Reviewer and Read only do not see the sidebar item, and opening </w:t>
       </w:r>
       <w:r>
         <w:rPr>
           <w:rFonts w:ascii="Consolas" w:hAnsi="Consolas"/>
           <w:sz w:val="19"/>
         </w:rPr>
-        <w:t>403</w:t>
-      </w:r>
-      <w:r>
-        <w:t xml:space="preserve"> if they open </w:t>
+        <w:t>/credentials</w:t>
+      </w:r>
+      <w:r>
+        <w:t xml:space="preserve"> directly shows a role screen (</w:t>
+      </w:r>
+      <w:r>
+        <w:rPr>
+          <w:i/>
+        </w:rPr>
+        <w:t>The credential vault is available to Admin and Tester roles only…</w:t>
+      </w:r>
+      <w:r>
+        <w:t xml:space="preserve">) while the API returns </w:t>
       </w:r>
       <w:r>
         <w:rPr>
           <w:rFonts w:ascii="Consolas" w:hAnsi="Consolas"/>
           <w:sz w:val="19"/>
         </w:rPr>
-        <w:t>/credentials</w:t>
-      </w:r>
-      <w:r>
-        <w:t xml:space="preserve"> directly.</w:t>
+        <w:t>403</w:t>
+      </w:r>
+      <w:r>
+        <w:t>.</w:t>
       </w:r>
     </w:p>
     <w:p>
@@ -12266,7 +12393,16 @@
         <w:t>Recent scans</w:t>
       </w:r>
       <w:r>
-        <w:t xml:space="preserve"> area that stays empty until something runs.</w:t>
+        <w:t xml:space="preserve"> area that stays empty until something runs. The launchers are shown only to Admin and Tester; Reviewer and Read only see </w:t>
+      </w:r>
+      <w:r>
+        <w:rPr>
+          <w:i/>
+        </w:rPr>
+        <w:t>Your role can view scans but not launch or stop them.</w:t>
+      </w:r>
+      <w:r>
+        <w:t xml:space="preserve"> in their place, with the scan history still visible.</w:t>
       </w:r>
     </w:p>
     <w:p>
@@ -12565,7 +12701,16 @@
     </w:p>
     <w:p>
       <w:r>
-        <w:t xml:space="preserve">The scanner launcher carries a note that high-risk actions — exploit validation, brute force, destructive checks — require an approved high-risk gate and cannot be launched from this panel, with an </w:t>
+        <w:t xml:space="preserve">The scanner launcher carries a note that high-risk actions — exploit validation, brute force, destructive checks — require an approved high-risk gate and cannot be launched from this panel: </w:t>
+      </w:r>
+      <w:r>
+        <w:rPr>
+          <w:i/>
+        </w:rPr>
+        <w:t>Request one under Approvals.</w:t>
+      </w:r>
+      <w:r>
+        <w:t xml:space="preserve"> The </w:t>
       </w:r>
       <w:r>
         <w:rPr>
@@ -12574,16 +12719,7 @@
         <w:t>Approvals</w:t>
       </w:r>
       <w:r>
-        <w:t xml:space="preserve"> link. </w:t>
-      </w:r>
-      <w:r>
-        <w:rPr>
-          <w:b/>
-        </w:rPr>
-        <w:t>That link currently lands on the engagement overview, which has no approvals section</w:t>
-      </w:r>
-      <w:r>
-        <w:t>; there is no approvals UI anywhere. See §18 and §28.</w:t>
+        <w:t xml:space="preserve"> link opens the engagement's approvals page, where a gate is requested, approved by a second person, and then launched. See §18.</w:t>
       </w:r>
     </w:p>
     <w:p>
@@ -14302,7 +14438,20 @@
               <w:rPr>
                 <w:sz w:val="17"/>
               </w:rPr>
-              <w:t>Request a gate and have a Reviewer or Admin approve it (API only — see §18).</w:t>
+              <w:t xml:space="preserve">Request a gate on the engagement's </w:t>
+            </w:r>
+            <w:r>
+              <w:rPr>
+                <w:b/>
+                <w:sz w:val="17"/>
+              </w:rPr>
+              <w:t>Approvals</w:t>
+            </w:r>
+            <w:r>
+              <w:rPr>
+                <w:sz w:val="17"/>
+              </w:rPr>
+              <w:t xml:space="preserve"> page, have a Reviewer or Admin approve it, then launch the approved action (§18).</w:t>
             </w:r>
           </w:p>
         </w:tc>
@@ -14388,7 +14537,33 @@
               <w:rPr>
                 <w:sz w:val="17"/>
               </w:rPr>
-              <w:t>Point the target at a routable, authorized host. Scope allow-listing never overrides this.</w:t>
+              <w:t xml:space="preserve">Point the target at a routable, authorized host — or, if testing an internal range is genuinely authorized, add an explicit </w:t>
+            </w:r>
+            <w:r>
+              <w:rPr>
+                <w:b/>
+                <w:sz w:val="17"/>
+              </w:rPr>
+              <w:t>IP / CIDR allow</w:t>
+            </w:r>
+            <w:r>
+              <w:rPr>
+                <w:sz w:val="17"/>
+              </w:rPr>
+              <w:t xml:space="preserve"> rule covering that address (only an </w:t>
+            </w:r>
+            <w:r>
+              <w:rPr>
+                <w:rFonts w:ascii="Consolas" w:hAnsi="Consolas"/>
+                <w:sz w:val="17"/>
+              </w:rPr>
+              <w:t>ip_cidr</w:t>
+            </w:r>
+            <w:r>
+              <w:rPr>
+                <w:sz w:val="17"/>
+              </w:rPr>
+              <w:t xml:space="preserve"> allow rule lifts this block; a URL or domain allow rule does not). A deny rule always wins.</w:t>
             </w:r>
           </w:p>
         </w:tc>
@@ -14472,12 +14647,21 @@
         <w:pStyle w:val="Heading2"/>
       </w:pPr>
       <w:r>
-        <w:t>17.3  Cross-engagement isolation</w:t>
-      </w:r>
-    </w:p>
-    <w:p>
-      <w:r>
-        <w:t xml:space="preserve">Changing an id in a URL to an engagement, target, scan, finding, report, approval or evidence object you should not see returns </w:t>
+        <w:t>17.3  Cross-organization isolation</w:t>
+      </w:r>
+    </w:p>
+    <w:p>
+      <w:r>
+        <w:t xml:space="preserve">Changing an id in a URL to an engagement, target, scan, finding, report, approval or evidence object owned by </w:t>
+      </w:r>
+      <w:r>
+        <w:rPr>
+          <w:b/>
+        </w:rPr>
+        <w:t>another organization</w:t>
+      </w:r>
+      <w:r>
+        <w:t xml:space="preserve"> returns </w:t>
       </w:r>
       <w:r>
         <w:rPr>
@@ -14496,84 +14680,77 @@
         <w:t>403</w:t>
       </w:r>
       <w:r>
-        <w:t>, and never the data. You cannot use error codes to enumerate what exists.</w:t>
-      </w:r>
-    </w:p>
-    <w:p>
-      <w:pPr>
-        <w:pStyle w:val="Heading1"/>
-      </w:pPr>
-      <w:r>
-        <w:t>18  High-risk approval gates</w:t>
-      </w:r>
-    </w:p>
-    <w:p>
-      <w:pPr>
-        <w:spacing w:before="120"/>
-        <w:ind w:left="360"/>
-      </w:pPr>
-      <w:r>
-        <w:rPr>
-          <w:b/>
-          <w:sz w:val="20"/>
-        </w:rPr>
-        <w:t xml:space="preserve">⚠  </w:t>
-      </w:r>
-      <w:r>
-        <w:rPr>
-          <w:b/>
-          <w:sz w:val="20"/>
-        </w:rPr>
-        <w:t>There is no approvals screen.</w:t>
-      </w:r>
-      <w:r>
-        <w:rPr>
-          <w:sz w:val="20"/>
-        </w:rPr>
-        <w:t xml:space="preserve"> Everything in this section is done over the API, and at this milestone </w:t>
-      </w:r>
-      <w:r>
-        <w:rPr>
-          <w:b/>
-          <w:sz w:val="20"/>
-        </w:rPr>
-        <w:t>no HTTP path spends an approved gate</w:t>
-      </w:r>
-      <w:r>
-        <w:rPr>
-          <w:sz w:val="20"/>
-        </w:rPr>
-        <w:t xml:space="preserve"> — consumption happens inside the worker. An approved gate therefore does not yet change what you can launch from the UI or the API. Documented here because the lifecycle is fully implemented and audited.</w:t>
-      </w:r>
-    </w:p>
-    <w:p>
-      <w:pPr>
-        <w:pStyle w:val="Heading2"/>
-      </w:pPr>
-      <w:r>
-        <w:t>18.1  What needs a gate</w:t>
-      </w:r>
-    </w:p>
-    <w:p>
-      <w:r>
-        <w:t xml:space="preserve">Four operation kinds derive high-risk intensity and therefore need one: </w:t>
+        <w:t xml:space="preserve">, and never the data. You cannot use error codes to enumerate what another tenant holds. Note the boundary is the organization, not the engagement: an id for a </w:t>
+      </w:r>
+      <w:r>
+        <w:rPr>
+          <w:i/>
+        </w:rPr>
+        <w:t>different engagement in your own org</w:t>
+      </w:r>
+      <w:r>
+        <w:t xml:space="preserve"> resolves normally (it is data you are allowed to see), so </w:t>
       </w:r>
       <w:r>
         <w:rPr>
           <w:rFonts w:ascii="Consolas" w:hAnsi="Consolas"/>
           <w:sz w:val="19"/>
         </w:rPr>
-        <w:t>exploit_validation</w:t>
-      </w:r>
-      <w:r>
-        <w:t xml:space="preserve">, </w:t>
+        <w:t>404</w:t>
+      </w:r>
+      <w:r>
+        <w:t xml:space="preserve"> here means cross-tenant, not merely cross-engagement.</w:t>
+      </w:r>
+    </w:p>
+    <w:p>
+      <w:pPr>
+        <w:pStyle w:val="Heading1"/>
+      </w:pPr>
+      <w:r>
+        <w:t>18  High-risk approval gates</w:t>
+      </w:r>
+    </w:p>
+    <w:p>
+      <w:r>
+        <w:t xml:space="preserve">High-risk actions have their own screen: </w:t>
+      </w:r>
+      <w:r>
+        <w:rPr>
+          <w:b/>
+        </w:rPr>
+        <w:t>Current engagement → Approvals</w:t>
+      </w:r>
+      <w:r>
+        <w:t xml:space="preserve">, or the </w:t>
+      </w:r>
+      <w:r>
+        <w:rPr>
+          <w:b/>
+        </w:rPr>
+        <w:t>Approvals</w:t>
+      </w:r>
+      <w:r>
+        <w:t xml:space="preserve"> link on the scanner launcher. A gate is bound to one exact operation, one target, and the current ROE acknowledgement; it is single-use, it expires, and — by default — the person who approves it must be someone other than the person who requested it. The whole lifecycle is also available over the API, documented alongside each UI step below.</w:t>
+      </w:r>
+    </w:p>
+    <w:p>
+      <w:pPr>
+        <w:pStyle w:val="Heading2"/>
+      </w:pPr>
+      <w:r>
+        <w:t>18.1  What needs a gate</w:t>
+      </w:r>
+    </w:p>
+    <w:p>
+      <w:r>
+        <w:t xml:space="preserve">Four operation kinds derive high-risk intensity and therefore need one: </w:t>
       </w:r>
       <w:r>
         <w:rPr>
           <w:rFonts w:ascii="Consolas" w:hAnsi="Consolas"/>
           <w:sz w:val="19"/>
         </w:rPr>
-        <w:t>brute_force</w:t>
+        <w:t>exploit_validation</w:t>
       </w:r>
       <w:r>
         <w:t xml:space="preserve">, </w:t>
@@ -14583,7 +14760,7 @@
           <w:rFonts w:ascii="Consolas" w:hAnsi="Consolas"/>
           <w:sz w:val="19"/>
         </w:rPr>
-        <w:t>large_crawl</w:t>
+        <w:t>brute_force</w:t>
       </w:r>
       <w:r>
         <w:t xml:space="preserve">, </w:t>
@@ -14593,26 +14770,36 @@
           <w:rFonts w:ascii="Consolas" w:hAnsi="Consolas"/>
           <w:sz w:val="19"/>
         </w:rPr>
-        <w:t>data_modifying</w:t>
-      </w:r>
-      <w:r>
-        <w:t xml:space="preserve">. Requesting a gate for anything else — e.g. </w:t>
+        <w:t>large_crawl</w:t>
+      </w:r>
+      <w:r>
+        <w:t xml:space="preserve">, </w:t>
       </w:r>
       <w:r>
         <w:rPr>
           <w:rFonts w:ascii="Consolas" w:hAnsi="Consolas"/>
           <w:sz w:val="19"/>
         </w:rPr>
-        <w:t>safe_active_scan</w:t>
-      </w:r>
-      <w:r>
-        <w:t xml:space="preserve"> — is refused with </w:t>
+        <w:t>data_modifying</w:t>
+      </w:r>
+      <w:r>
+        <w:t xml:space="preserve">. Requesting a gate for anything else — e.g. </w:t>
       </w:r>
       <w:r>
         <w:rPr>
           <w:rFonts w:ascii="Consolas" w:hAnsi="Consolas"/>
           <w:sz w:val="19"/>
         </w:rPr>
+        <w:t>safe_active_scan</w:t>
+      </w:r>
+      <w:r>
+        <w:t xml:space="preserve"> — is refused with </w:t>
+      </w:r>
+      <w:r>
+        <w:rPr>
+          <w:rFonts w:ascii="Consolas" w:hAnsi="Consolas"/>
+          <w:sz w:val="19"/>
+        </w:rPr>
         <w:t>400</w:t>
       </w:r>
       <w:r>
@@ -14640,6 +14827,168 @@
       </w:pPr>
       <w:r>
         <w:t>18.2  Request a gate</w:t>
+      </w:r>
+    </w:p>
+    <w:p>
+      <w:pPr>
+        <w:pStyle w:val="ListNumber"/>
+      </w:pPr>
+      <w:r>
+        <w:t xml:space="preserve">Open </w:t>
+      </w:r>
+      <w:r>
+        <w:rPr>
+          <w:b/>
+        </w:rPr>
+        <w:t>Current engagement → Approvals</w:t>
+      </w:r>
+      <w:r>
+        <w:t>.</w:t>
+      </w:r>
+    </w:p>
+    <w:p>
+      <w:pPr>
+        <w:pStyle w:val="ListNumber"/>
+      </w:pPr>
+      <w:r>
+        <w:t xml:space="preserve">In the </w:t>
+      </w:r>
+      <w:r>
+        <w:rPr>
+          <w:b/>
+        </w:rPr>
+        <w:t>Gates</w:t>
+      </w:r>
+      <w:r>
+        <w:t xml:space="preserve"> form pick a </w:t>
+      </w:r>
+      <w:r>
+        <w:rPr>
+          <w:b/>
+        </w:rPr>
+        <w:t>Target</w:t>
+      </w:r>
+      <w:r>
+        <w:t>.</w:t>
+      </w:r>
+    </w:p>
+    <w:p>
+      <w:pPr>
+        <w:pStyle w:val="ListNumber"/>
+      </w:pPr>
+      <w:r>
+        <w:t xml:space="preserve">Pick the </w:t>
+      </w:r>
+      <w:r>
+        <w:rPr>
+          <w:b/>
+        </w:rPr>
+        <w:t>High-risk action</w:t>
+      </w:r>
+      <w:r>
+        <w:t xml:space="preserve">: </w:t>
+      </w:r>
+      <w:r>
+        <w:rPr>
+          <w:i/>
+        </w:rPr>
+        <w:t>Exploit validation</w:t>
+      </w:r>
+      <w:r>
+        <w:t xml:space="preserve">, </w:t>
+      </w:r>
+      <w:r>
+        <w:rPr>
+          <w:i/>
+        </w:rPr>
+        <w:t>Brute force / password spraying</w:t>
+      </w:r>
+      <w:r>
+        <w:t xml:space="preserve">, </w:t>
+      </w:r>
+      <w:r>
+        <w:rPr>
+          <w:i/>
+        </w:rPr>
+        <w:t>Large-scale crawl</w:t>
+      </w:r>
+      <w:r>
+        <w:t xml:space="preserve">, or </w:t>
+      </w:r>
+      <w:r>
+        <w:rPr>
+          <w:i/>
+        </w:rPr>
+        <w:t>Data-modifying payloads</w:t>
+      </w:r>
+      <w:r>
+        <w:t>.</w:t>
+      </w:r>
+    </w:p>
+    <w:p>
+      <w:pPr>
+        <w:pStyle w:val="ListNumber"/>
+      </w:pPr>
+      <w:r>
+        <w:t xml:space="preserve">Set </w:t>
+      </w:r>
+      <w:r>
+        <w:rPr>
+          <w:b/>
+        </w:rPr>
+        <w:t>Expires in (hours)</w:t>
+      </w:r>
+      <w:r>
+        <w:t xml:space="preserve"> (minimum 1) and a </w:t>
+      </w:r>
+      <w:r>
+        <w:rPr>
+          <w:b/>
+        </w:rPr>
+        <w:t>Justification</w:t>
+      </w:r>
+      <w:r>
+        <w:t>.</w:t>
+      </w:r>
+    </w:p>
+    <w:p>
+      <w:pPr>
+        <w:pStyle w:val="ListNumber"/>
+      </w:pPr>
+      <w:r>
+        <w:t xml:space="preserve">Click </w:t>
+      </w:r>
+      <w:r>
+        <w:rPr>
+          <w:b/>
+        </w:rPr>
+        <w:t>Request approval</w:t>
+      </w:r>
+      <w:r>
+        <w:t xml:space="preserve">. The gate appears in the table as </w:t>
+      </w:r>
+      <w:r>
+        <w:rPr>
+          <w:b/>
+        </w:rPr>
+        <w:t>pending</w:t>
+      </w:r>
+      <w:r>
+        <w:t xml:space="preserve">. Requesting needs </w:t>
+      </w:r>
+      <w:r>
+        <w:rPr>
+          <w:i/>
+        </w:rPr>
+        <w:t>launch scans</w:t>
+      </w:r>
+      <w:r>
+        <w:t xml:space="preserve"> — Admin or Tester.</w:t>
+      </w:r>
+    </w:p>
+    <w:p>
+      <w:r>
+        <w:t>The same request over the API:</w:t>
       </w:r>
     </w:p>
     <w:p>
@@ -14758,6 +15107,92 @@
       </w:pPr>
       <w:r>
         <w:t>18.3  Decide, deny, revoke</w:t>
+      </w:r>
+    </w:p>
+    <w:p>
+      <w:r>
+        <w:t xml:space="preserve">On the Approvals page a </w:t>
+      </w:r>
+      <w:r>
+        <w:rPr>
+          <w:b/>
+        </w:rPr>
+        <w:t>pending</w:t>
+      </w:r>
+      <w:r>
+        <w:t xml:space="preserve"> gate shows </w:t>
+      </w:r>
+      <w:r>
+        <w:rPr>
+          <w:b/>
+        </w:rPr>
+        <w:t>Approve</w:t>
+      </w:r>
+      <w:r>
+        <w:t xml:space="preserve"> and </w:t>
+      </w:r>
+      <w:r>
+        <w:rPr>
+          <w:b/>
+        </w:rPr>
+        <w:t>Deny</w:t>
+      </w:r>
+      <w:r>
+        <w:t xml:space="preserve"> buttons; an </w:t>
+      </w:r>
+      <w:r>
+        <w:rPr>
+          <w:b/>
+        </w:rPr>
+        <w:t>approved</w:t>
+      </w:r>
+      <w:r>
+        <w:t xml:space="preserve"> gate shows </w:t>
+      </w:r>
+      <w:r>
+        <w:rPr>
+          <w:b/>
+        </w:rPr>
+        <w:t>Launch approved action</w:t>
+      </w:r>
+      <w:r>
+        <w:t xml:space="preserve"> and </w:t>
+      </w:r>
+      <w:r>
+        <w:rPr>
+          <w:b/>
+        </w:rPr>
+        <w:t>Revoke</w:t>
+      </w:r>
+      <w:r>
+        <w:t xml:space="preserve">. Enter a </w:t>
+      </w:r>
+      <w:r>
+        <w:rPr>
+          <w:i/>
+        </w:rPr>
+        <w:t>Decision / revocation reason</w:t>
+      </w:r>
+      <w:r>
+        <w:t xml:space="preserve"> first. Deciding and revoking need </w:t>
+      </w:r>
+      <w:r>
+        <w:rPr>
+          <w:i/>
+        </w:rPr>
+        <w:t>approve high-risk</w:t>
+      </w:r>
+      <w:r>
+        <w:t xml:space="preserve"> — Admin or Reviewer. A Read-only or Tester viewer sees the gate table with no buttons and the note </w:t>
+      </w:r>
+      <w:r>
+        <w:rPr>
+          <w:i/>
+        </w:rPr>
+        <w:t>Your role can review approvals but not request them.</w:t>
+      </w:r>
+      <w:r>
+        <w:t xml:space="preserve"> The same actions over the API:</w:t>
       </w:r>
     </w:p>
     <w:tbl>
@@ -15275,38 +15710,106 @@
     </w:p>
     <w:p>
       <w:pPr>
-        <w:pStyle w:val="Heading2"/>
-      </w:pPr>
-      <w:r>
-        <w:t>18.4  Expiry and single use</w:t>
-      </w:r>
-    </w:p>
-    <w:p>
-      <w:pPr>
-        <w:pStyle w:val="ListBullet"/>
-      </w:pPr>
-      <w:r>
-        <w:t xml:space="preserve">A gate past its </w:t>
+        <w:pStyle w:val="Heading3"/>
+      </w:pPr>
+      <w:r>
+        <w:t>Spend an approved gate</w:t>
+      </w:r>
+    </w:p>
+    <w:p>
+      <w:r>
+        <w:rPr>
+          <w:b/>
+        </w:rPr>
+        <w:t>Launch approved action</w:t>
+      </w:r>
+      <w:r>
+        <w:t xml:space="preserve"> on an approved gate spends it. Over the API, pass the gate's id as </w:t>
       </w:r>
       <w:r>
         <w:rPr>
           <w:rFonts w:ascii="Consolas" w:hAnsi="Consolas"/>
           <w:sz w:val="19"/>
         </w:rPr>
-        <w:t>expires_at</w:t>
-      </w:r>
-      <w:r>
-        <w:t xml:space="preserve"> auto-transitions to </w:t>
+        <w:t>approval_id</w:t>
+      </w:r>
+      <w:r>
+        <w:t xml:space="preserve"> on the scan launch — </w:t>
       </w:r>
       <w:r>
         <w:rPr>
           <w:rFonts w:ascii="Consolas" w:hAnsi="Consolas"/>
           <w:sz w:val="19"/>
         </w:rPr>
+        <w:t>POST /api/engagements/{eid}/scans</w:t>
+      </w:r>
+      <w:r>
+        <w:t xml:space="preserve"> with </w:t>
+      </w:r>
+      <w:r>
+        <w:rPr>
+          <w:rFonts w:ascii="Consolas" w:hAnsi="Consolas"/>
+          <w:sz w:val="19"/>
+        </w:rPr>
+        <w:t>{"target_id": "…", "approval_id": "&lt;gate id&gt;"}</w:t>
+      </w:r>
+      <w:r>
+        <w:t xml:space="preserve">. </w:t>
+      </w:r>
+      <w:r>
+        <w:rPr>
+          <w:b/>
+        </w:rPr>
+        <w:t>The operation kind comes from the gate, never from the request body</w:t>
+      </w:r>
+      <w:r>
+        <w:t xml:space="preserve">, so a caller can only run the exact high-risk operation a second person authorized. At launch the keystone re-validates the gate's status, expiry, revocation, engagement, target, ROE acknowledgement, policy version and operation digest; the worker then consumes it. Consumption is single-use — a spent gate moves to </w:t>
+      </w:r>
+      <w:r>
+        <w:rPr>
+          <w:rFonts w:ascii="Consolas" w:hAnsi="Consolas"/>
+          <w:sz w:val="19"/>
+        </w:rPr>
+        <w:t>consumed</w:t>
+      </w:r>
+      <w:r>
+        <w:t xml:space="preserve"> and cannot be replayed.</w:t>
+      </w:r>
+    </w:p>
+    <w:p>
+      <w:pPr>
+        <w:pStyle w:val="Heading2"/>
+      </w:pPr>
+      <w:r>
+        <w:t>18.4  Expiry and single use</w:t>
+      </w:r>
+    </w:p>
+    <w:p>
+      <w:pPr>
+        <w:pStyle w:val="ListBullet"/>
+      </w:pPr>
+      <w:r>
+        <w:t xml:space="preserve">A gate past its </w:t>
+      </w:r>
+      <w:r>
+        <w:rPr>
+          <w:rFonts w:ascii="Consolas" w:hAnsi="Consolas"/>
+          <w:sz w:val="19"/>
+        </w:rPr>
+        <w:t>expires_at</w:t>
+      </w:r>
+      <w:r>
+        <w:t xml:space="preserve"> auto-transitions to </w:t>
+      </w:r>
+      <w:r>
+        <w:rPr>
+          <w:rFonts w:ascii="Consolas" w:hAnsi="Consolas"/>
+          <w:sz w:val="19"/>
+        </w:rPr>
         <w:t>expired</w:t>
       </w:r>
       <w:r>
-        <w:t xml:space="preserve"> on the next touch, and deciding it is refused with </w:t>
+        <w:t xml:space="preserve"> on the next touch — any read, decision or revocation flips a due gate — and deciding an expired gate is refused with </w:t>
       </w:r>
       <w:r>
         <w:rPr>
@@ -15315,7 +15818,7 @@
         <w:t>approval request has expired</w:t>
       </w:r>
       <w:r>
-        <w:t>. A periodic job also sweeps expiries in bulk.</w:t>
+        <w:t>.</w:t>
       </w:r>
     </w:p>
     <w:p>
@@ -15444,22 +15947,81 @@
       </w:r>
       <w:r>
         <w:rPr>
-          <w:sz w:val="20"/>
-        </w:rPr>
-        <w:t xml:space="preserve">An Admin holds both capabilities, so </w:t>
-      </w:r>
-      <w:r>
-        <w:rPr>
           <w:b/>
           <w:sz w:val="20"/>
         </w:rPr>
-        <w:t>an Admin can approve their own request</w:t>
+        <w:t>Four-eyes is enforced in code and on by default.</w:t>
       </w:r>
       <w:r>
         <w:rPr>
           <w:sz w:val="20"/>
         </w:rPr>
-        <w:t xml:space="preserve"> — there is no separation-of-duties check that the approver differs from the requester. If you need four-eyes on high-risk authorization, enforce it by having Testers request and Reviewers approve, as a matter of policy. It is not currently a code control.</w:t>
+        <w:t xml:space="preserve"> Even though an Admin holds both capabilities, the approver must be someone other than the requester: a self-decision (approve </w:t>
+      </w:r>
+      <w:r>
+        <w:rPr>
+          <w:i/>
+          <w:sz w:val="20"/>
+        </w:rPr>
+        <w:t>or</w:t>
+      </w:r>
+      <w:r>
+        <w:rPr>
+          <w:sz w:val="20"/>
+        </w:rPr>
+        <w:t xml:space="preserve"> deny) is refused with </w:t>
+      </w:r>
+      <w:r>
+        <w:rPr>
+          <w:rFonts w:ascii="Consolas" w:hAnsi="Consolas"/>
+          <w:sz w:val="20"/>
+        </w:rPr>
+        <w:t>403</w:t>
+      </w:r>
+      <w:r>
+        <w:rPr>
+          <w:sz w:val="20"/>
+        </w:rPr>
+        <w:t xml:space="preserve"> </w:t>
+      </w:r>
+      <w:r>
+        <w:rPr>
+          <w:i/>
+          <w:sz w:val="20"/>
+        </w:rPr>
+        <w:t>the approver must be someone other than the requester (four-eyes on high-risk authorization)</w:t>
+      </w:r>
+      <w:r>
+        <w:rPr>
+          <w:sz w:val="20"/>
+        </w:rPr>
+        <w:t xml:space="preserve"> and audited as </w:t>
+      </w:r>
+      <w:r>
+        <w:rPr>
+          <w:rFonts w:ascii="Consolas" w:hAnsi="Consolas"/>
+          <w:sz w:val="20"/>
+        </w:rPr>
+        <w:t>approval.self_decision_blocked</w:t>
+      </w:r>
+      <w:r>
+        <w:rPr>
+          <w:sz w:val="20"/>
+        </w:rPr>
+        <w:t xml:space="preserve">. A single-Admin deployment can opt out with </w:t>
+      </w:r>
+      <w:r>
+        <w:rPr>
+          <w:rFonts w:ascii="Consolas" w:hAnsi="Consolas"/>
+          <w:sz w:val="20"/>
+        </w:rPr>
+        <w:t>DAS_APPROVAL_REQUIRE_SEPARATE_APPROVER=false</w:t>
+      </w:r>
+      <w:r>
+        <w:rPr>
+          <w:sz w:val="20"/>
+        </w:rPr>
+        <w:t>; leave it on unless you have a reason not to.</w:t>
       </w:r>
     </w:p>
     <w:p>
@@ -16072,29 +16634,63 @@
       </w:r>
       <w:r>
         <w:rPr>
+          <w:i/>
+          <w:sz w:val="20"/>
+        </w:rPr>
+      </w:r>
+      <w:r>
+        <w:rPr>
+          <w:i/>
+          <w:sz w:val="20"/>
+        </w:rPr>
+        <w:t xml:space="preserve">No </w:t>
+      </w:r>
+      <w:r>
+        <w:rPr>
+          <w:sz w:val="20"/>
+        </w:rPr>
+        <w:t>manual</w:t>
+      </w:r>
+      <w:r>
+        <w:rPr>
+          <w:i/>
+          <w:sz w:val="20"/>
+        </w:rPr>
+        <w:t xml:space="preserve"> status transition exists at this milestone.</w:t>
+      </w:r>
+      <w:r>
+        <w:rPr>
+          <w:i/>
+          <w:sz w:val="20"/>
+        </w:rPr>
+        <w:t xml:space="preserve"> There is no UI or API path for a human to move a finding through these statuses, so the triage/review workflow the Reviewer role implies is not yet reachable. A finding's status is set once by the scan that produced it; the only thing that can append a second status-history entry is the automated rescan reconciler, when a later scan re-observes or no longer sees the finding. See §28</w:t>
+      </w:r>
+    </w:p>
+    <w:p>
+      <w:pPr>
+        <w:pStyle w:val="Heading2"/>
+      </w:pPr>
+      <w:r>
+        <w:t>19.3  The finding detail page</w:t>
+      </w:r>
+    </w:p>
+    <w:p>
+      <w:r>
+        <w:t>Click a finding title. The page shows, in order:</w:t>
+      </w:r>
+    </w:p>
+    <w:p>
+      <w:pPr>
+        <w:pStyle w:val="ListBullet"/>
+      </w:pPr>
+      <w:r>
+        <w:rPr>
           <w:b/>
-          <w:sz w:val="20"/>
-        </w:rPr>
-        <w:t>These statuses are display-only at this milestone.</w:t>
-      </w:r>
-      <w:r>
-        <w:rPr>
-          <w:sz w:val="20"/>
-        </w:rPr>
-        <w:t xml:space="preserve"> There is no UI or API path to transition a finding's status, so every finding stays as created and status history holds exactly one entry. The triage and review workflow the Reviewer role implies is not yet reachable. See §28.</w:t>
-      </w:r>
-    </w:p>
-    <w:p>
-      <w:pPr>
-        <w:pStyle w:val="Heading2"/>
-      </w:pPr>
-      <w:r>
-        <w:t>19.3  The finding detail page</w:t>
-      </w:r>
-    </w:p>
-    <w:p>
-      <w:r>
-        <w:t>Click a finding title. The page shows, in order:</w:t>
+        </w:rPr>
+        <w:t>Header</w:t>
+      </w:r>
+      <w:r>
+        <w:t xml:space="preserve"> — Severity, Provenance and Status badges.</w:t>
       </w:r>
     </w:p>
     <w:p>
@@ -16105,10 +16701,10 @@
         <w:rPr>
           <w:b/>
         </w:rPr>
-        <w:t>Header</w:t>
-      </w:r>
-      <w:r>
-        <w:t xml:space="preserve"> — Severity, Provenance and Status badges.</w:t>
+        <w:t>Summary</w:t>
+      </w:r>
+      <w:r>
+        <w:t xml:space="preserve"> — the message, Rule, OWASP LLM reference, Technique, Suite, Created timestamp, and optional Description and Recommendation.</w:t>
       </w:r>
     </w:p>
     <w:p>
@@ -16119,10 +16715,10 @@
         <w:rPr>
           <w:b/>
         </w:rPr>
-        <w:t>Summary</w:t>
-      </w:r>
-      <w:r>
-        <w:t xml:space="preserve"> — the message, Rule, OWASP LLM reference, Technique, Suite, Created timestamp, and optional Description and Recommendation.</w:t>
+        <w:t>An unvalidated notice</w:t>
+      </w:r>
+      <w:r>
+        <w:t xml:space="preserve"> on any automated or AI-generated finding: it has not been human-validated, review the evidence before acting.</w:t>
       </w:r>
     </w:p>
     <w:p>
@@ -16133,10 +16729,10 @@
         <w:rPr>
           <w:b/>
         </w:rPr>
-        <w:t>An unvalidated notice</w:t>
-      </w:r>
-      <w:r>
-        <w:t xml:space="preserve"> on any automated or AI-generated finding: it has not been human-validated, review the evidence before acting.</w:t>
+        <w:t>Human review required</w:t>
+      </w:r>
+      <w:r>
+        <w:t xml:space="preserve"> — on an AI-generated finding, a checklist: verify the quoted evidence, confirm true or false positive, assign a real CVSS severity.</w:t>
       </w:r>
     </w:p>
     <w:p>
@@ -16147,10 +16743,10 @@
         <w:rPr>
           <w:b/>
         </w:rPr>
-        <w:t>Human review required</w:t>
-      </w:r>
-      <w:r>
-        <w:t xml:space="preserve"> — on an AI-generated finding, a checklist: verify the quoted evidence, confirm true or false positive, assign a real CVSS severity.</w:t>
+        <w:t>CVSS</w:t>
+      </w:r>
+      <w:r>
+        <w:t xml:space="preserve"> — §20.</w:t>
       </w:r>
     </w:p>
     <w:p>
@@ -16161,10 +16757,10 @@
         <w:rPr>
           <w:b/>
         </w:rPr>
-        <w:t>CVSS</w:t>
-      </w:r>
-      <w:r>
-        <w:t xml:space="preserve"> — §20.</w:t>
+        <w:t>Compliance mappings</w:t>
+      </w:r>
+      <w:r>
+        <w:t xml:space="preserve"> — §21.</w:t>
       </w:r>
     </w:p>
     <w:p>
@@ -16175,10 +16771,10 @@
         <w:rPr>
           <w:b/>
         </w:rPr>
-        <w:t>Compliance mappings</w:t>
-      </w:r>
-      <w:r>
-        <w:t xml:space="preserve"> — §21.</w:t>
+        <w:t>Evidence</w:t>
+      </w:r>
+      <w:r>
+        <w:t xml:space="preserve"> — §22.</w:t>
       </w:r>
     </w:p>
     <w:p>
@@ -16189,24 +16785,10 @@
         <w:rPr>
           <w:b/>
         </w:rPr>
-        <w:t>Evidence</w:t>
-      </w:r>
-      <w:r>
-        <w:t xml:space="preserve"> — §22.</w:t>
-      </w:r>
-    </w:p>
-    <w:p>
-      <w:pPr>
-        <w:pStyle w:val="ListBullet"/>
-      </w:pPr>
-      <w:r>
-        <w:rPr>
-          <w:b/>
-        </w:rPr>
         <w:t>Status history</w:t>
       </w:r>
       <w:r>
-        <w:t xml:space="preserve"> — append-only; currently the single creation entry.</w:t>
+        <w:t xml:space="preserve"> — append-only; the creation entry, plus any transition the rescan reconciler has appended.</w:t>
       </w:r>
     </w:p>
     <w:p>
@@ -19406,6 +19988,32 @@
     </w:p>
     <w:p>
       <w:pPr>
+        <w:pStyle w:val="ListBullet"/>
+      </w:pPr>
+      <w:r>
+        <w:t xml:space="preserve">A </w:t>
+      </w:r>
+      <w:r>
+        <w:rPr>
+          <w:b/>
+        </w:rPr>
+        <w:t>Valkey outage does not sign you out</w:t>
+      </w:r>
+      <w:r>
+        <w:t xml:space="preserve">: session validation falls back to the authoritative Postgres row, so you keep working while the Valkey probe shows red. (A </w:t>
+      </w:r>
+      <w:r>
+        <w:rPr>
+          <w:i/>
+        </w:rPr>
+        <w:t>fresh</w:t>
+      </w:r>
+      <w:r>
+        <w:t xml:space="preserve"> sign-in can still fail during the outage, because the anti-brute-force gate fails closed.)</w:t>
+      </w:r>
+    </w:p>
+    <w:p>
+      <w:pPr>
         <w:spacing w:before="120"/>
         <w:ind w:left="360"/>
       </w:pPr>
@@ -19549,7 +20157,7 @@
         <w:t>429</w:t>
       </w:r>
       <w:r>
-        <w:t>.</w:t>
+        <w:t>. A slow local model is fine — these endpoints (and remediation and triage) no longer hold a database transaction across the model call, so a round-trip of tens of seconds returns the draft rather than timing out.</w:t>
       </w:r>
     </w:p>
     <w:p>
@@ -26512,7 +27120,20 @@
               <w:rPr>
                 <w:sz w:val="17"/>
               </w:rPr>
-              <w:t>No API or UI transitions a finding's status. The eight statuses are display-only and status history holds one entry. The triage/review workflow the Reviewer role implies is not reachable.</w:t>
+              <w:t xml:space="preserve">No </w:t>
+            </w:r>
+            <w:r>
+              <w:rPr>
+                <w:i/>
+                <w:sz w:val="17"/>
+              </w:rPr>
+              <w:t>manual</w:t>
+            </w:r>
+            <w:r>
+              <w:rPr>
+                <w:sz w:val="17"/>
+              </w:rPr>
+              <w:t xml:space="preserve"> status transition. A human cannot move a finding through the eight statuses from the UI or the API, so the triage/review workflow the Reviewer role implies is not reachable. (Status is set by the producing scan; the automated rescan reconciler may append a transition.)</w:t>
             </w:r>
           </w:p>
         </w:tc>
@@ -26556,7 +27177,7 @@
               <w:rPr>
                 <w:sz w:val="17"/>
               </w:rPr>
-              <w:t>Approvals</w:t>
+              <w:t>MFA</w:t>
             </w:r>
           </w:p>
         </w:tc>
@@ -26577,20 +27198,7 @@
               <w:rPr>
                 <w:sz w:val="17"/>
               </w:rPr>
-              <w:t xml:space="preserve">No approvals UI anywhere. The scanner launcher's </w:t>
-            </w:r>
-            <w:r>
-              <w:rPr>
-                <w:b/>
-                <w:sz w:val="17"/>
-              </w:rPr>
-              <w:t>Approvals</w:t>
-            </w:r>
-            <w:r>
-              <w:rPr>
-                <w:sz w:val="17"/>
-              </w:rPr>
-              <w:t xml:space="preserve"> link lands on the engagement overview. No HTTP path spends an approved gate, so high-risk stays blocked even after approval.</w:t>
+              <w:t>No UI at all, and the sign-in form has no code field — an MFA-enabled account cannot finish sign-in in the browser, and shows only the generic invalid-credentials error.</w:t>
             </w:r>
           </w:p>
         </w:tc>
@@ -26611,7 +27219,20 @@
               <w:rPr>
                 <w:sz w:val="17"/>
               </w:rPr>
-              <w:t>Driving the lifecycle over the API (§18) for the audit record.</w:t>
+              <w:t xml:space="preserve">Leaving MFA disabled until the UI lands. If an account is already enrolled, an admin can clear it with </w:t>
+            </w:r>
+            <w:r>
+              <w:rPr>
+                <w:rFonts w:ascii="Consolas" w:hAnsi="Consolas"/>
+                <w:sz w:val="17"/>
+              </w:rPr>
+              <w:t>POST /api/users/{id}/reset-mfa</w:t>
+            </w:r>
+            <w:r>
+              <w:rPr>
+                <w:sz w:val="17"/>
+              </w:rPr>
+              <w:t>.</w:t>
             </w:r>
           </w:p>
         </w:tc>
@@ -26634,7 +27255,7 @@
               <w:rPr>
                 <w:sz w:val="17"/>
               </w:rPr>
-              <w:t>MFA</w:t>
+              <w:t>Scanners</w:t>
             </w:r>
           </w:p>
         </w:tc>
@@ -26655,7 +27276,33 @@
               <w:rPr>
                 <w:sz w:val="17"/>
               </w:rPr>
-              <w:t>No UI at all, and the sign-in form has no code field — an MFA-enabled account cannot finish sign-in in the browser, and shows only the generic invalid-credentials error.</w:t>
+              <w:t xml:space="preserve">Only </w:t>
+            </w:r>
+            <w:r>
+              <w:rPr>
+                <w:b/>
+                <w:sz w:val="17"/>
+              </w:rPr>
+              <w:t>Semgrep</w:t>
+            </w:r>
+            <w:r>
+              <w:rPr>
+                <w:sz w:val="17"/>
+              </w:rPr>
+              <w:t xml:space="preserve"> and </w:t>
+            </w:r>
+            <w:r>
+              <w:rPr>
+                <w:b/>
+                <w:sz w:val="17"/>
+              </w:rPr>
+              <w:t>ZAP</w:t>
+            </w:r>
+            <w:r>
+              <w:rPr>
+                <w:sz w:val="17"/>
+              </w:rPr>
+              <w:t xml:space="preserve"> are launchable over HTTP. The Nuclei, OSV-Scanner, Gitleaks, testssl, httpx and katana adapters exist in the worker but are not exposed.</w:t>
             </w:r>
           </w:p>
         </w:tc>
@@ -26676,20 +27323,20 @@
               <w:rPr>
                 <w:sz w:val="17"/>
               </w:rPr>
-              <w:t xml:space="preserve">Leaving MFA disabled until the UI lands. If an account is already enrolled, an admin can clear it with </w:t>
+              <w:t xml:space="preserve">Running their </w:t>
             </w:r>
             <w:r>
               <w:rPr>
                 <w:rFonts w:ascii="Consolas" w:hAnsi="Consolas"/>
                 <w:sz w:val="17"/>
               </w:rPr>
-              <w:t>POST /api/users/{id}/reset-mfa</w:t>
-            </w:r>
-            <w:r>
-              <w:rPr>
-                <w:sz w:val="17"/>
-              </w:rPr>
-              <w:t>.</w:t>
+              <w:t>verify_*_scanner.py</w:t>
+            </w:r>
+            <w:r>
+              <w:rPr>
+                <w:sz w:val="17"/>
+              </w:rPr>
+              <w:t xml:space="preserve"> scripts directly if those tools are in scope for your release.</w:t>
             </w:r>
           </w:p>
         </w:tc>
@@ -26712,7 +27359,7 @@
               <w:rPr>
                 <w:sz w:val="17"/>
               </w:rPr>
-              <w:t>Scanners</w:t>
+              <w:t>AI agent targets</w:t>
             </w:r>
           </w:p>
         </w:tc>
@@ -26733,33 +27380,7 @@
               <w:rPr>
                 <w:sz w:val="17"/>
               </w:rPr>
-              <w:t xml:space="preserve">Only </w:t>
-            </w:r>
-            <w:r>
-              <w:rPr>
-                <w:b/>
-                <w:sz w:val="17"/>
-              </w:rPr>
-              <w:t>Semgrep</w:t>
-            </w:r>
-            <w:r>
-              <w:rPr>
-                <w:sz w:val="17"/>
-              </w:rPr>
-              <w:t xml:space="preserve"> and </w:t>
-            </w:r>
-            <w:r>
-              <w:rPr>
-                <w:b/>
-                <w:sz w:val="17"/>
-              </w:rPr>
-              <w:t>ZAP</w:t>
-            </w:r>
-            <w:r>
-              <w:rPr>
-                <w:sz w:val="17"/>
-              </w:rPr>
-              <w:t xml:space="preserve"> are launchable over HTTP. The Nuclei, OSV-Scanner, Gitleaks, testssl, httpx and katana adapters exist in the worker but are not exposed.</w:t>
+              <w:t>You can create one in the UI, but neither launcher accepts it — the AI/LLM launcher lists only AI chatbot and LLM API wrapper targets.</w:t>
             </w:r>
           </w:p>
         </w:tc>
@@ -26780,20 +27401,20 @@
               <w:rPr>
                 <w:sz w:val="17"/>
               </w:rPr>
-              <w:t xml:space="preserve">Running their </w:t>
+              <w:t xml:space="preserve">Launching </w:t>
             </w:r>
             <w:r>
               <w:rPr>
                 <w:rFonts w:ascii="Consolas" w:hAnsi="Consolas"/>
                 <w:sz w:val="17"/>
               </w:rPr>
-              <w:t>verify_*_scanner.py</w:t>
-            </w:r>
-            <w:r>
-              <w:rPr>
-                <w:sz w:val="17"/>
-              </w:rPr>
-              <w:t xml:space="preserve"> scripts directly if those tools are in scope for your release.</w:t>
+              <w:t>agent_permission</w:t>
+            </w:r>
+            <w:r>
+              <w:rPr>
+                <w:sz w:val="17"/>
+              </w:rPr>
+              <w:t xml:space="preserve"> over the API (§26.6).</w:t>
             </w:r>
           </w:p>
         </w:tc>
@@ -26816,7 +27437,7 @@
               <w:rPr>
                 <w:sz w:val="17"/>
               </w:rPr>
-              <w:t>AI agent targets</w:t>
+              <w:t>No screen yet</w:t>
             </w:r>
           </w:p>
         </w:tc>
@@ -26837,7 +27458,7 @@
               <w:rPr>
                 <w:sz w:val="17"/>
               </w:rPr>
-              <w:t>You can create one in the UI, but neither launcher accepts it — the AI/LLM launcher lists only AI chatbot and LLM API wrapper targets.</w:t>
+              <w:t>Log analysis, remediation generation, SARIF export/import, the triage overview, scan-plan generation, and ROE acknowledgement history.</w:t>
             </w:r>
           </w:p>
         </w:tc>
@@ -26858,20 +27479,7 @@
               <w:rPr>
                 <w:sz w:val="17"/>
               </w:rPr>
-              <w:t xml:space="preserve">Launching </w:t>
-            </w:r>
-            <w:r>
-              <w:rPr>
-                <w:rFonts w:ascii="Consolas" w:hAnsi="Consolas"/>
-                <w:sz w:val="17"/>
-              </w:rPr>
-              <w:t>agent_permission</w:t>
-            </w:r>
-            <w:r>
-              <w:rPr>
-                <w:sz w:val="17"/>
-              </w:rPr>
-              <w:t xml:space="preserve"> over the API (§26.6).</w:t>
+              <w:t>The API (§26).</w:t>
             </w:r>
           </w:p>
         </w:tc>
@@ -26894,7 +27502,7 @@
               <w:rPr>
                 <w:sz w:val="17"/>
               </w:rPr>
-              <w:t>No screen yet</w:t>
+              <w:t>Audit log paging</w:t>
             </w:r>
           </w:p>
         </w:tc>
@@ -26915,7 +27523,7 @@
               <w:rPr>
                 <w:sz w:val="17"/>
               </w:rPr>
-              <w:t>Log analysis, remediation generation, SARIF export/import, the triage overview, scan-plan generation, and ROE acknowledgement history.</w:t>
+              <w:t>The page shows the newest 100 events with no paging control.</w:t>
             </w:r>
           </w:p>
         </w:tc>
@@ -26934,9 +27542,10 @@
             </w:r>
             <w:r>
               <w:rPr>
-                <w:sz w:val="17"/>
-              </w:rPr>
-              <w:t>The API (§26).</w:t>
+                <w:rFonts w:ascii="Consolas" w:hAnsi="Consolas"/>
+                <w:sz w:val="17"/>
+              </w:rPr>
+              <w:t>GET /api/audit-events?limit=500&amp;offset=…</w:t>
             </w:r>
           </w:p>
         </w:tc>
@@ -26959,7 +27568,7 @@
               <w:rPr>
                 <w:sz w:val="17"/>
               </w:rPr>
-              <w:t>Audit log paging</w:t>
+              <w:t>Health coverage</w:t>
             </w:r>
           </w:p>
         </w:tc>
@@ -26980,7 +27589,20 @@
               <w:rPr>
                 <w:sz w:val="17"/>
               </w:rPr>
-              <w:t>The page shows the newest 100 events with no paging control.</w:t>
+              <w:t xml:space="preserve">Readiness probes the database and Valkey only — the evidence store is not checked, so an object-storage outage still shows </w:t>
+            </w:r>
+            <w:r>
+              <w:rPr>
+                <w:b/>
+                <w:sz w:val="17"/>
+              </w:rPr>
+              <w:t>ok</w:t>
+            </w:r>
+            <w:r>
+              <w:rPr>
+                <w:sz w:val="17"/>
+              </w:rPr>
+              <w:t>.</w:t>
             </w:r>
           </w:p>
         </w:tc>
@@ -26999,10 +27621,9 @@
             </w:r>
             <w:r>
               <w:rPr>
-                <w:rFonts w:ascii="Consolas" w:hAnsi="Consolas"/>
-                <w:sz w:val="17"/>
-              </w:rPr>
-              <w:t>GET /api/audit-events?limit=500&amp;offset=…</w:t>
+                <w:sz w:val="17"/>
+              </w:rPr>
+              <w:t>Checking object storage directly when evidence misbehaves.</w:t>
             </w:r>
           </w:p>
         </w:tc>
@@ -27025,7 +27646,7 @@
               <w:rPr>
                 <w:sz w:val="17"/>
               </w:rPr>
-              <w:t>Health coverage</w:t>
+              <w:t>User administration</w:t>
             </w:r>
           </w:p>
         </w:tc>
@@ -27046,20 +27667,20 @@
               <w:rPr>
                 <w:sz w:val="17"/>
               </w:rPr>
-              <w:t xml:space="preserve">Readiness probes the database and Valkey only — the evidence store is not checked, so an object-storage outage still shows </w:t>
+              <w:t xml:space="preserve">Resetting another user's password is API-only — the UI offers it only for the user you just created. </w:t>
             </w:r>
             <w:r>
               <w:rPr>
                 <w:b/>
                 <w:sz w:val="17"/>
               </w:rPr>
-              <w:t>ok</w:t>
-            </w:r>
-            <w:r>
-              <w:rPr>
-                <w:sz w:val="17"/>
-              </w:rPr>
-              <w:t>.</w:t>
+              <w:t>Deactivation cannot be undone from the product</w:t>
+            </w:r>
+            <w:r>
+              <w:rPr>
+                <w:sz w:val="17"/>
+              </w:rPr>
+              <w:t>: there is no reactivate control and no endpoint.</w:t>
             </w:r>
           </w:p>
         </w:tc>
@@ -27078,9 +27699,16 @@
             </w:r>
             <w:r>
               <w:rPr>
-                <w:sz w:val="17"/>
-              </w:rPr>
-              <w:t>Checking object storage directly when evidence misbehaves.</w:t>
+                <w:rFonts w:ascii="Consolas" w:hAnsi="Consolas"/>
+                <w:sz w:val="17"/>
+              </w:rPr>
+              <w:t>POST /api/users/{id}/reset-password</w:t>
+            </w:r>
+            <w:r>
+              <w:rPr>
+                <w:sz w:val="17"/>
+              </w:rPr>
+              <w:t>. And only ever deactivating accounts you are willing to lose.</w:t>
             </w:r>
           </w:p>
         </w:tc>
@@ -27103,7 +27731,7 @@
               <w:rPr>
                 <w:sz w:val="17"/>
               </w:rPr>
-              <w:t>User administration</w:t>
+              <w:t>Session invalidation</w:t>
             </w:r>
           </w:p>
         </w:tc>
@@ -27124,119 +27752,34 @@
               <w:rPr>
                 <w:sz w:val="17"/>
               </w:rPr>
-              <w:t xml:space="preserve">Resetting another user's password is API-only — the UI offers it only for the user you just created. </w:t>
+              <w:t>A self-service password change does not revoke your other sessions.</w:t>
+            </w:r>
+          </w:p>
+        </w:tc>
+        <w:tc>
+          <w:tcPr>
+            <w:tcW w:type="dxa" w:w="3312"/>
+          </w:tcPr>
+          <w:p>
+            <w:pPr>
+              <w:spacing w:after="40"/>
+            </w:pPr>
+            <w:r>
+              <w:rPr>
+                <w:sz w:val="17"/>
+              </w:rPr>
+            </w:r>
+            <w:r>
+              <w:rPr>
+                <w:sz w:val="17"/>
+              </w:rPr>
+              <w:t xml:space="preserve">Using </w:t>
             </w:r>
             <w:r>
               <w:rPr>
                 <w:b/>
                 <w:sz w:val="17"/>
               </w:rPr>
-              <w:t>Deactivation cannot be undone from the product</w:t>
-            </w:r>
-            <w:r>
-              <w:rPr>
-                <w:sz w:val="17"/>
-              </w:rPr>
-              <w:t>: there is no reactivate control and no endpoint.</w:t>
-            </w:r>
-          </w:p>
-        </w:tc>
-        <w:tc>
-          <w:tcPr>
-            <w:tcW w:type="dxa" w:w="3312"/>
-          </w:tcPr>
-          <w:p>
-            <w:pPr>
-              <w:spacing w:after="40"/>
-            </w:pPr>
-            <w:r>
-              <w:rPr>
-                <w:sz w:val="17"/>
-              </w:rPr>
-            </w:r>
-            <w:r>
-              <w:rPr>
-                <w:rFonts w:ascii="Consolas" w:hAnsi="Consolas"/>
-                <w:sz w:val="17"/>
-              </w:rPr>
-              <w:t>POST /api/users/{id}/reset-password</w:t>
-            </w:r>
-            <w:r>
-              <w:rPr>
-                <w:sz w:val="17"/>
-              </w:rPr>
-              <w:t>. And only ever deactivating accounts you are willing to lose.</w:t>
-            </w:r>
-          </w:p>
-        </w:tc>
-      </w:tr>
-      <w:tr>
-        <w:tc>
-          <w:tcPr>
-            <w:tcW w:type="dxa" w:w="1872"/>
-          </w:tcPr>
-          <w:p>
-            <w:pPr>
-              <w:spacing w:after="40"/>
-            </w:pPr>
-            <w:r>
-              <w:rPr>
-                <w:sz w:val="17"/>
-              </w:rPr>
-            </w:r>
-            <w:r>
-              <w:rPr>
-                <w:sz w:val="17"/>
-              </w:rPr>
-              <w:t>Session invalidation</w:t>
-            </w:r>
-          </w:p>
-        </w:tc>
-        <w:tc>
-          <w:tcPr>
-            <w:tcW w:type="dxa" w:w="4320"/>
-          </w:tcPr>
-          <w:p>
-            <w:pPr>
-              <w:spacing w:after="40"/>
-            </w:pPr>
-            <w:r>
-              <w:rPr>
-                <w:sz w:val="17"/>
-              </w:rPr>
-            </w:r>
-            <w:r>
-              <w:rPr>
-                <w:sz w:val="17"/>
-              </w:rPr>
-              <w:t>A self-service password change does not revoke your other sessions.</w:t>
-            </w:r>
-          </w:p>
-        </w:tc>
-        <w:tc>
-          <w:tcPr>
-            <w:tcW w:type="dxa" w:w="3312"/>
-          </w:tcPr>
-          <w:p>
-            <w:pPr>
-              <w:spacing w:after="40"/>
-            </w:pPr>
-            <w:r>
-              <w:rPr>
-                <w:sz w:val="17"/>
-              </w:rPr>
-            </w:r>
-            <w:r>
-              <w:rPr>
-                <w:sz w:val="17"/>
-              </w:rPr>
-              <w:t xml:space="preserve">Using </w:t>
-            </w:r>
-            <w:r>
-              <w:rPr>
-                <w:b/>
-                <w:sz w:val="17"/>
-              </w:rPr>
               <w:t>Sign out everywhere</w:t>
             </w:r>
             <w:r>
@@ -27244,71 +27787,6 @@
                 <w:sz w:val="17"/>
               </w:rPr>
               <w:t xml:space="preserve"> after changing your password.</w:t>
-            </w:r>
-          </w:p>
-        </w:tc>
-      </w:tr>
-      <w:tr>
-        <w:tc>
-          <w:tcPr>
-            <w:tcW w:type="dxa" w:w="1872"/>
-          </w:tcPr>
-          <w:p>
-            <w:pPr>
-              <w:spacing w:after="40"/>
-            </w:pPr>
-            <w:r>
-              <w:rPr>
-                <w:sz w:val="17"/>
-              </w:rPr>
-            </w:r>
-            <w:r>
-              <w:rPr>
-                <w:sz w:val="17"/>
-              </w:rPr>
-              <w:t>Separation of duties</w:t>
-            </w:r>
-          </w:p>
-        </w:tc>
-        <w:tc>
-          <w:tcPr>
-            <w:tcW w:type="dxa" w:w="4320"/>
-          </w:tcPr>
-          <w:p>
-            <w:pPr>
-              <w:spacing w:after="40"/>
-            </w:pPr>
-            <w:r>
-              <w:rPr>
-                <w:sz w:val="17"/>
-              </w:rPr>
-            </w:r>
-            <w:r>
-              <w:rPr>
-                <w:sz w:val="17"/>
-              </w:rPr>
-              <w:t>An Admin can approve their own high-risk gate — there is no code check that the approver differs from the requester.</w:t>
-            </w:r>
-          </w:p>
-        </w:tc>
-        <w:tc>
-          <w:tcPr>
-            <w:tcW w:type="dxa" w:w="3312"/>
-          </w:tcPr>
-          <w:p>
-            <w:pPr>
-              <w:spacing w:after="40"/>
-            </w:pPr>
-            <w:r>
-              <w:rPr>
-                <w:sz w:val="17"/>
-              </w:rPr>
-            </w:r>
-            <w:r>
-              <w:rPr>
-                <w:sz w:val="17"/>
-              </w:rPr>
-              <w:t>Enforcing it as policy: Testers request, Reviewers approve.</w:t>
             </w:r>
           </w:p>
         </w:tc>
@@ -28220,10 +28698,16 @@
             </w:r>
             <w:r>
               <w:rPr>
+                <w:sz w:val="17"/>
+              </w:rPr>
+              <w:t xml:space="preserve">A URL id change shows </w:t>
+            </w:r>
+            <w:r>
+              <w:rPr>
                 <w:i/>
                 <w:sz w:val="17"/>
               </w:rPr>
-              <w:t>The active-model status is unavailable</w:t>
+              <w:t>Not found</w:t>
             </w:r>
           </w:p>
         </w:tc>
@@ -28244,97 +28728,33 @@
               <w:rPr>
                 <w:sz w:val="17"/>
               </w:rPr>
-              <w:t xml:space="preserve">The web app could not reach the API. Check the </w:t>
+              <w:t xml:space="preserve">Working as intended — an id owned by another organization returns </w:t>
             </w:r>
             <w:r>
               <w:rPr>
                 <w:rFonts w:ascii="Consolas" w:hAnsi="Consolas"/>
                 <w:sz w:val="17"/>
               </w:rPr>
-              <w:t>api</w:t>
-            </w:r>
-            <w:r>
-              <w:rPr>
-                <w:sz w:val="17"/>
-              </w:rPr>
-              <w:t xml:space="preserve"> container and </w:t>
-            </w:r>
-            <w:r>
-              <w:rPr>
-                <w:rFonts w:ascii="Consolas" w:hAnsi="Consolas"/>
-                <w:sz w:val="17"/>
-              </w:rPr>
-              <w:t>/health</w:t>
-            </w:r>
-            <w:r>
-              <w:rPr>
-                <w:sz w:val="17"/>
-              </w:rPr>
-              <w:t>.</w:t>
-            </w:r>
-          </w:p>
-        </w:tc>
-      </w:tr>
-      <w:tr>
-        <w:tc>
-          <w:tcPr>
-            <w:tcW w:type="dxa" w:w="3456"/>
-          </w:tcPr>
-          <w:p>
-            <w:pPr>
-              <w:spacing w:after="40"/>
-            </w:pPr>
-            <w:r>
-              <w:rPr>
-                <w:sz w:val="17"/>
-              </w:rPr>
-            </w:r>
-            <w:r>
-              <w:rPr>
-                <w:sz w:val="17"/>
-              </w:rPr>
-              <w:t xml:space="preserve">A URL id change shows </w:t>
+              <w:t>404</w:t>
+            </w:r>
+            <w:r>
+              <w:rPr>
+                <w:sz w:val="17"/>
+              </w:rPr>
+              <w:t xml:space="preserve">, never data. (An id for a different engagement in your </w:t>
             </w:r>
             <w:r>
               <w:rPr>
                 <w:i/>
                 <w:sz w:val="17"/>
               </w:rPr>
-              <w:t>Not found</w:t>
-            </w:r>
-          </w:p>
-        </w:tc>
-        <w:tc>
-          <w:tcPr>
-            <w:tcW w:type="dxa" w:w="6048"/>
-          </w:tcPr>
-          <w:p>
-            <w:pPr>
-              <w:spacing w:after="40"/>
-            </w:pPr>
-            <w:r>
-              <w:rPr>
-                <w:sz w:val="17"/>
-              </w:rPr>
-            </w:r>
-            <w:r>
-              <w:rPr>
-                <w:sz w:val="17"/>
-              </w:rPr>
-              <w:t xml:space="preserve">Working as intended — cross-engagement access returns </w:t>
-            </w:r>
-            <w:r>
-              <w:rPr>
-                <w:rFonts w:ascii="Consolas" w:hAnsi="Consolas"/>
-                <w:sz w:val="17"/>
-              </w:rPr>
-              <w:t>404</w:t>
-            </w:r>
-            <w:r>
-              <w:rPr>
-                <w:sz w:val="17"/>
-              </w:rPr>
-              <w:t>, never data.</w:t>
+              <w:t>own</w:t>
+            </w:r>
+            <w:r>
+              <w:rPr>
+                <w:sz w:val="17"/>
+              </w:rPr>
+              <w:t xml:space="preserve"> org resolves normally; the wall is the tenant, not the engagement.)</w:t>
             </w:r>
           </w:p>
         </w:tc>
@@ -30100,7 +30520,7 @@
     </w:p>
     <w:p>
       <w:r>
-        <w:t xml:space="preserve">What was executed to confirm this guide describes the product as built, on </w:t>
+        <w:t xml:space="preserve">The guide was first verified on </w:t>
       </w:r>
       <w:r>
         <w:rPr>
@@ -30109,7 +30529,7 @@
         <w:t>3 August 2026</w:t>
       </w:r>
       <w:r>
-        <w:t xml:space="preserve">, against the working tree at commit </w:t>
+        <w:t xml:space="preserve"> against commit </w:t>
       </w:r>
       <w:r>
         <w:rPr>
@@ -30119,7 +30539,26 @@
         <w:t>0ded8a1</w:t>
       </w:r>
       <w:r>
-        <w:t xml:space="preserve"> plus the in-flight AI model registry work.</w:t>
+        <w:t xml:space="preserve"> plus the in-flight AI model registry work. It was then </w:t>
+      </w:r>
+      <w:r>
+        <w:rPr>
+          <w:b/>
+        </w:rPr>
+        <w:t>revised on 13 August 2026</w:t>
+      </w:r>
+      <w:r>
+        <w:t xml:space="preserve"> after the UAT campaign (24 modules, defects DEF-010–DEF-024 and the shipped Approvals feature), and every change was re-checked live against the running stack at commit </w:t>
+      </w:r>
+      <w:r>
+        <w:rPr>
+          <w:rFonts w:ascii="Consolas" w:hAnsi="Consolas"/>
+          <w:sz w:val="19"/>
+        </w:rPr>
+        <w:t>ab91749</w:t>
+      </w:r>
+      <w:r>
+        <w:t>. §31.1a lists what this revision re-verified.</w:t>
       </w:r>
     </w:p>
     <w:p>
@@ -30782,7 +31221,7 @@
         <w:pStyle w:val="Heading2"/>
       </w:pPr>
       <w:r>
-        <w:t>31.2  External standards confirmed against their publishers</w:t>
+        <w:t>31.1a  Re-verified for the 13 August 2026 revision</w:t>
       </w:r>
     </w:p>
     <w:tbl>
@@ -30800,7 +31239,7 @@
       <w:tr>
         <w:tc>
           <w:tcPr>
-            <w:tcW w:type="dxa" w:w="3456"/>
+            <w:tcW w:type="dxa" w:w="3744"/>
           </w:tcPr>
           <w:p>
             <w:pPr>
@@ -30816,13 +31255,13 @@
                 <w:b/>
                 <w:sz w:val="17"/>
               </w:rPr>
-              <w:t>Standard</w:t>
-            </w:r>
-          </w:p>
-        </w:tc>
-        <w:tc>
-          <w:tcPr>
-            <w:tcW w:type="dxa" w:w="6048"/>
+              <w:t>Check</w:t>
+            </w:r>
+          </w:p>
+        </w:tc>
+        <w:tc>
+          <w:tcPr>
+            <w:tcW w:type="dxa" w:w="5760"/>
           </w:tcPr>
           <w:p>
             <w:pPr>
@@ -30838,7 +31277,7 @@
                 <w:b/>
                 <w:sz w:val="17"/>
               </w:rPr>
-              <w:t>Confirmed</w:t>
+              <w:t>Result</w:t>
             </w:r>
           </w:p>
         </w:tc>
@@ -30846,82 +31285,76 @@
       <w:tr>
         <w:tc>
           <w:tcPr>
-            <w:tcW w:type="dxa" w:w="3456"/>
-          </w:tcPr>
-          <w:p>
-            <w:pPr>
-              <w:spacing w:after="40"/>
-            </w:pPr>
-            <w:r>
-              <w:rPr>
-                <w:sz w:val="17"/>
-              </w:rPr>
-            </w:r>
-            <w:r>
-              <w:rPr>
-                <w:sz w:val="17"/>
-              </w:rPr>
-              <w:t>OWASP Top 10 for LLM Applications 2025</w:t>
-            </w:r>
-          </w:p>
-        </w:tc>
-        <w:tc>
-          <w:tcPr>
-            <w:tcW w:type="dxa" w:w="6048"/>
-          </w:tcPr>
-          <w:p>
-            <w:pPr>
-              <w:spacing w:after="40"/>
-            </w:pPr>
-            <w:r>
-              <w:rPr>
-                <w:sz w:val="17"/>
-              </w:rPr>
-            </w:r>
-            <w:r>
-              <w:rPr>
-                <w:sz w:val="17"/>
-              </w:rPr>
-              <w:t xml:space="preserve">All ten codes and titles match the OWASP GenAI Security Project listing exactly, including the 2025 changes: LLM05 </w:t>
-            </w:r>
-            <w:r>
-              <w:rPr>
-                <w:i/>
-                <w:sz w:val="17"/>
-              </w:rPr>
-              <w:t>Improper Output Handling</w:t>
-            </w:r>
-            <w:r>
-              <w:rPr>
-                <w:sz w:val="17"/>
-              </w:rPr>
-              <w:t xml:space="preserve">, LLM07 </w:t>
-            </w:r>
-            <w:r>
-              <w:rPr>
-                <w:i/>
-                <w:sz w:val="17"/>
-              </w:rPr>
-              <w:t>System Prompt Leakage</w:t>
-            </w:r>
-            <w:r>
-              <w:rPr>
-                <w:sz w:val="17"/>
-              </w:rPr>
-              <w:t xml:space="preserve">, LLM08 </w:t>
-            </w:r>
-            <w:r>
-              <w:rPr>
-                <w:i/>
-                <w:sz w:val="17"/>
-              </w:rPr>
-              <w:t>Vector and Embedding Weaknesses</w:t>
-            </w:r>
-            <w:r>
-              <w:rPr>
-                <w:sz w:val="17"/>
-              </w:rPr>
-              <w:t>.</w:t>
+            <w:tcW w:type="dxa" w:w="3744"/>
+          </w:tcPr>
+          <w:p>
+            <w:pPr>
+              <w:spacing w:after="40"/>
+            </w:pPr>
+            <w:r>
+              <w:rPr>
+                <w:sz w:val="17"/>
+              </w:rPr>
+            </w:r>
+            <w:r>
+              <w:rPr>
+                <w:sz w:val="17"/>
+              </w:rPr>
+              <w:t xml:space="preserve">Approvals UI at </w:t>
+            </w:r>
+            <w:r>
+              <w:rPr>
+                <w:rFonts w:ascii="Consolas" w:hAnsi="Consolas"/>
+                <w:sz w:val="17"/>
+              </w:rPr>
+              <w:t>/engagements/{id}/approvals</w:t>
+            </w:r>
+          </w:p>
+        </w:tc>
+        <w:tc>
+          <w:tcPr>
+            <w:tcW w:type="dxa" w:w="5760"/>
+          </w:tcPr>
+          <w:p>
+            <w:pPr>
+              <w:spacing w:after="40"/>
+            </w:pPr>
+            <w:r>
+              <w:rPr>
+                <w:sz w:val="17"/>
+              </w:rPr>
+            </w:r>
+            <w:r>
+              <w:rPr>
+                <w:sz w:val="17"/>
+              </w:rPr>
+              <w:t xml:space="preserve">Live — request form, gate table with status badges, Approve/Deny, </w:t>
+            </w:r>
+            <w:r>
+              <w:rPr>
+                <w:b/>
+                <w:sz w:val="17"/>
+              </w:rPr>
+              <w:t>Launch approved action</w:t>
+            </w:r>
+            <w:r>
+              <w:rPr>
+                <w:sz w:val="17"/>
+              </w:rPr>
+              <w:t xml:space="preserve">, Revoke; sidebar </w:t>
+            </w:r>
+            <w:r>
+              <w:rPr>
+                <w:b/>
+                <w:sz w:val="17"/>
+              </w:rPr>
+              <w:t>Approvals</w:t>
+            </w:r>
+            <w:r>
+              <w:rPr>
+                <w:sz w:val="17"/>
+              </w:rPr>
+              <w:t xml:space="preserve"> entry present (§18)</w:t>
             </w:r>
           </w:p>
         </w:tc>
@@ -30929,43 +31362,69 @@
       <w:tr>
         <w:tc>
           <w:tcPr>
-            <w:tcW w:type="dxa" w:w="3456"/>
-          </w:tcPr>
-          <w:p>
-            <w:pPr>
-              <w:spacing w:after="40"/>
-            </w:pPr>
-            <w:r>
-              <w:rPr>
-                <w:sz w:val="17"/>
-              </w:rPr>
-            </w:r>
-            <w:r>
-              <w:rPr>
-                <w:sz w:val="17"/>
-              </w:rPr>
-              <w:t>OWASP Top 10 for Agentic Applications 2026</w:t>
-            </w:r>
-          </w:p>
-        </w:tc>
-        <w:tc>
-          <w:tcPr>
-            <w:tcW w:type="dxa" w:w="6048"/>
-          </w:tcPr>
-          <w:p>
-            <w:pPr>
-              <w:spacing w:after="40"/>
-            </w:pPr>
-            <w:r>
-              <w:rPr>
-                <w:sz w:val="17"/>
-              </w:rPr>
-            </w:r>
-            <w:r>
-              <w:rPr>
-                <w:sz w:val="17"/>
-              </w:rPr>
-              <w:t>All ten ASI01–ASI10 titles match the published 2026 edition exactly.</w:t>
+            <w:tcW w:type="dxa" w:w="3744"/>
+          </w:tcPr>
+          <w:p>
+            <w:pPr>
+              <w:spacing w:after="40"/>
+            </w:pPr>
+            <w:r>
+              <w:rPr>
+                <w:sz w:val="17"/>
+              </w:rPr>
+            </w:r>
+            <w:r>
+              <w:rPr>
+                <w:sz w:val="17"/>
+              </w:rPr>
+              <w:t>Four-eyes on high-risk approval</w:t>
+            </w:r>
+          </w:p>
+        </w:tc>
+        <w:tc>
+          <w:tcPr>
+            <w:tcW w:type="dxa" w:w="5760"/>
+          </w:tcPr>
+          <w:p>
+            <w:pPr>
+              <w:spacing w:after="40"/>
+            </w:pPr>
+            <w:r>
+              <w:rPr>
+                <w:sz w:val="17"/>
+              </w:rPr>
+            </w:r>
+            <w:r>
+              <w:rPr>
+                <w:sz w:val="17"/>
+              </w:rPr>
+              <w:t xml:space="preserve">An Admin self-approving their own gate is refused </w:t>
+            </w:r>
+            <w:r>
+              <w:rPr>
+                <w:rFonts w:ascii="Consolas" w:hAnsi="Consolas"/>
+                <w:sz w:val="17"/>
+              </w:rPr>
+              <w:t>403</w:t>
+            </w:r>
+            <w:r>
+              <w:rPr>
+                <w:sz w:val="17"/>
+              </w:rPr>
+              <w:t xml:space="preserve"> </w:t>
+            </w:r>
+            <w:r>
+              <w:rPr>
+                <w:i/>
+                <w:sz w:val="17"/>
+              </w:rPr>
+              <w:t>the approver must be someone other than the requester</w:t>
+            </w:r>
+            <w:r>
+              <w:rPr>
+                <w:sz w:val="17"/>
+              </w:rPr>
+              <w:t xml:space="preserve"> — enforced in code, default on (§18.5)</w:t>
             </w:r>
           </w:p>
         </w:tc>
@@ -30973,43 +31432,76 @@
       <w:tr>
         <w:tc>
           <w:tcPr>
-            <w:tcW w:type="dxa" w:w="3456"/>
-          </w:tcPr>
-          <w:p>
-            <w:pPr>
-              <w:spacing w:after="40"/>
-            </w:pPr>
-            <w:r>
-              <w:rPr>
-                <w:sz w:val="17"/>
-              </w:rPr>
-            </w:r>
-            <w:r>
-              <w:rPr>
-                <w:sz w:val="17"/>
-              </w:rPr>
-              <w:t>OWASP Web Security Testing Guide 4.2</w:t>
-            </w:r>
-          </w:p>
-        </w:tc>
-        <w:tc>
-          <w:tcPr>
-            <w:tcW w:type="dxa" w:w="6048"/>
-          </w:tcPr>
-          <w:p>
-            <w:pPr>
-              <w:spacing w:after="40"/>
-            </w:pPr>
-            <w:r>
-              <w:rPr>
-                <w:sz w:val="17"/>
-              </w:rPr>
-            </w:r>
-            <w:r>
-              <w:rPr>
-                <w:sz w:val="17"/>
-              </w:rPr>
-              <w:t>Still the current stable release; v5.0 remains in development. The pinned version is correct.</w:t>
+            <w:tcW w:type="dxa" w:w="3744"/>
+          </w:tcPr>
+          <w:p>
+            <w:pPr>
+              <w:spacing w:after="40"/>
+            </w:pPr>
+            <w:r>
+              <w:rPr>
+                <w:sz w:val="17"/>
+              </w:rPr>
+            </w:r>
+            <w:r>
+              <w:rPr>
+                <w:sz w:val="17"/>
+              </w:rPr>
+              <w:t>Spending a gate over HTTP</w:t>
+            </w:r>
+          </w:p>
+        </w:tc>
+        <w:tc>
+          <w:tcPr>
+            <w:tcW w:type="dxa" w:w="5760"/>
+          </w:tcPr>
+          <w:p>
+            <w:pPr>
+              <w:spacing w:after="40"/>
+            </w:pPr>
+            <w:r>
+              <w:rPr>
+                <w:sz w:val="17"/>
+              </w:rPr>
+            </w:r>
+            <w:r>
+              <w:rPr>
+                <w:rFonts w:ascii="Consolas" w:hAnsi="Consolas"/>
+                <w:sz w:val="17"/>
+              </w:rPr>
+              <w:t>POST …/scans</w:t>
+            </w:r>
+            <w:r>
+              <w:rPr>
+                <w:sz w:val="17"/>
+              </w:rPr>
+              <w:t xml:space="preserve"> accepts </w:t>
+            </w:r>
+            <w:r>
+              <w:rPr>
+                <w:rFonts w:ascii="Consolas" w:hAnsi="Consolas"/>
+                <w:sz w:val="17"/>
+              </w:rPr>
+              <w:t>approval_id</w:t>
+            </w:r>
+            <w:r>
+              <w:rPr>
+                <w:sz w:val="17"/>
+              </w:rPr>
+              <w:t xml:space="preserve">; the operation kind comes from the gate; a spent gate becomes </w:t>
+            </w:r>
+            <w:r>
+              <w:rPr>
+                <w:rFonts w:ascii="Consolas" w:hAnsi="Consolas"/>
+                <w:sz w:val="17"/>
+              </w:rPr>
+              <w:t>consumed</w:t>
+            </w:r>
+            <w:r>
+              <w:rPr>
+                <w:sz w:val="17"/>
+              </w:rPr>
+              <w:t xml:space="preserve"> (§18.3)</w:t>
             </w:r>
           </w:p>
         </w:tc>
@@ -31017,43 +31509,95 @@
       <w:tr>
         <w:tc>
           <w:tcPr>
-            <w:tcW w:type="dxa" w:w="3456"/>
-          </w:tcPr>
-          <w:p>
-            <w:pPr>
-              <w:spacing w:after="40"/>
-            </w:pPr>
-            <w:r>
-              <w:rPr>
-                <w:sz w:val="17"/>
-              </w:rPr>
-            </w:r>
-            <w:r>
-              <w:rPr>
-                <w:sz w:val="17"/>
-              </w:rPr>
-              <w:t>NIST SP 800-53 Rev 5.2.0</w:t>
-            </w:r>
-          </w:p>
-        </w:tc>
-        <w:tc>
-          <w:tcPr>
-            <w:tcW w:type="dxa" w:w="6048"/>
-          </w:tcPr>
-          <w:p>
-            <w:pPr>
-              <w:spacing w:after="40"/>
-            </w:pPr>
-            <w:r>
-              <w:rPr>
-                <w:sz w:val="17"/>
-              </w:rPr>
-            </w:r>
-            <w:r>
-              <w:rPr>
-                <w:sz w:val="17"/>
-              </w:rPr>
-              <w:t>Released 27 August 2025 — the newest revision. Correctly pinned.</w:t>
+            <w:tcW w:type="dxa" w:w="3744"/>
+          </w:tcPr>
+          <w:p>
+            <w:pPr>
+              <w:spacing w:after="40"/>
+            </w:pPr>
+            <w:r>
+              <w:rPr>
+                <w:sz w:val="17"/>
+              </w:rPr>
+            </w:r>
+            <w:r>
+              <w:rPr>
+                <w:sz w:val="17"/>
+              </w:rPr>
+              <w:t xml:space="preserve">SSRF </w:t>
+            </w:r>
+            <w:r>
+              <w:rPr>
+                <w:rFonts w:ascii="Consolas" w:hAnsi="Consolas"/>
+                <w:sz w:val="17"/>
+              </w:rPr>
+              <w:t>ip_cidr</w:t>
+            </w:r>
+            <w:r>
+              <w:rPr>
+                <w:sz w:val="17"/>
+              </w:rPr>
+              <w:t xml:space="preserve"> escape hatch</w:t>
+            </w:r>
+          </w:p>
+        </w:tc>
+        <w:tc>
+          <w:tcPr>
+            <w:tcW w:type="dxa" w:w="5760"/>
+          </w:tcPr>
+          <w:p>
+            <w:pPr>
+              <w:spacing w:after="40"/>
+            </w:pPr>
+            <w:r>
+              <w:rPr>
+                <w:sz w:val="17"/>
+              </w:rPr>
+            </w:r>
+            <w:r>
+              <w:rPr>
+                <w:sz w:val="17"/>
+              </w:rPr>
+              <w:t xml:space="preserve">Confirmed in </w:t>
+            </w:r>
+            <w:r>
+              <w:rPr>
+                <w:rFonts w:ascii="Consolas" w:hAnsi="Consolas"/>
+                <w:sz w:val="17"/>
+              </w:rPr>
+              <w:t>app/core/scope.py</w:t>
+            </w:r>
+            <w:r>
+              <w:rPr>
+                <w:sz w:val="17"/>
+              </w:rPr>
+              <w:t xml:space="preserve">: a dangerous address is blocked </w:t>
+            </w:r>
+            <w:r>
+              <w:rPr>
+                <w:i/>
+                <w:sz w:val="17"/>
+              </w:rPr>
+              <w:t>unless</w:t>
+            </w:r>
+            <w:r>
+              <w:rPr>
+                <w:sz w:val="17"/>
+              </w:rPr>
+              <w:t xml:space="preserve"> an explicit </w:t>
+            </w:r>
+            <w:r>
+              <w:rPr>
+                <w:rFonts w:ascii="Consolas" w:hAnsi="Consolas"/>
+                <w:sz w:val="17"/>
+              </w:rPr>
+              <w:t>ip_cidr</w:t>
+            </w:r>
+            <w:r>
+              <w:rPr>
+                <w:sz w:val="17"/>
+              </w:rPr>
+              <w:t xml:space="preserve"> allow rule covers it; a deny rule always wins (§10.3, §17)</w:t>
             </w:r>
           </w:p>
         </w:tc>
@@ -31061,43 +31605,56 @@
       <w:tr>
         <w:tc>
           <w:tcPr>
-            <w:tcW w:type="dxa" w:w="3456"/>
-          </w:tcPr>
-          <w:p>
-            <w:pPr>
-              <w:spacing w:after="40"/>
-            </w:pPr>
-            <w:r>
-              <w:rPr>
-                <w:sz w:val="17"/>
-              </w:rPr>
-            </w:r>
-            <w:r>
-              <w:rPr>
-                <w:sz w:val="17"/>
-              </w:rPr>
-              <w:t>NIST AI RMF 1.0 (AI 100-1) and AI 600-1 GenAI Profile</w:t>
-            </w:r>
-          </w:p>
-        </w:tc>
-        <w:tc>
-          <w:tcPr>
-            <w:tcW w:type="dxa" w:w="6048"/>
-          </w:tcPr>
-          <w:p>
-            <w:pPr>
-              <w:spacing w:after="40"/>
-            </w:pPr>
-            <w:r>
-              <w:rPr>
-                <w:sz w:val="17"/>
-              </w:rPr>
-            </w:r>
-            <w:r>
-              <w:rPr>
-                <w:sz w:val="17"/>
-              </w:rPr>
-              <w:t>Both current; the platform references both, as it should.</w:t>
+            <w:tcW w:type="dxa" w:w="3744"/>
+          </w:tcPr>
+          <w:p>
+            <w:pPr>
+              <w:spacing w:after="40"/>
+            </w:pPr>
+            <w:r>
+              <w:rPr>
+                <w:sz w:val="17"/>
+              </w:rPr>
+            </w:r>
+            <w:r>
+              <w:rPr>
+                <w:sz w:val="17"/>
+              </w:rPr>
+              <w:t>Scan launchers hidden by role</w:t>
+            </w:r>
+          </w:p>
+        </w:tc>
+        <w:tc>
+          <w:tcPr>
+            <w:tcW w:type="dxa" w:w="5760"/>
+          </w:tcPr>
+          <w:p>
+            <w:pPr>
+              <w:spacing w:after="40"/>
+            </w:pPr>
+            <w:r>
+              <w:rPr>
+                <w:sz w:val="17"/>
+              </w:rPr>
+            </w:r>
+            <w:r>
+              <w:rPr>
+                <w:sz w:val="17"/>
+              </w:rPr>
+              <w:t xml:space="preserve">Reviewer and Read only see </w:t>
+            </w:r>
+            <w:r>
+              <w:rPr>
+                <w:i/>
+                <w:sz w:val="17"/>
+              </w:rPr>
+              <w:t>Your role can view scans but not launch or stop them.</w:t>
+            </w:r>
+            <w:r>
+              <w:rPr>
+                <w:sz w:val="17"/>
+              </w:rPr>
+              <w:t xml:space="preserve"> with history still visible (§16.1)</w:t>
             </w:r>
           </w:p>
         </w:tc>
@@ -31105,43 +31662,76 @@
       <w:tr>
         <w:tc>
           <w:tcPr>
-            <w:tcW w:type="dxa" w:w="3456"/>
-          </w:tcPr>
-          <w:p>
-            <w:pPr>
-              <w:spacing w:after="40"/>
-            </w:pPr>
-            <w:r>
-              <w:rPr>
-                <w:sz w:val="17"/>
-              </w:rPr>
-            </w:r>
-            <w:r>
-              <w:rPr>
-                <w:sz w:val="17"/>
-              </w:rPr>
-              <w:t>NIST SP 800-115 (2008)</w:t>
-            </w:r>
-          </w:p>
-        </w:tc>
-        <w:tc>
-          <w:tcPr>
-            <w:tcW w:type="dxa" w:w="6048"/>
-          </w:tcPr>
-          <w:p>
-            <w:pPr>
-              <w:spacing w:after="40"/>
-            </w:pPr>
-            <w:r>
-              <w:rPr>
-                <w:sz w:val="17"/>
-              </w:rPr>
-            </w:r>
-            <w:r>
-              <w:rPr>
-                <w:sz w:val="17"/>
-              </w:rPr>
-              <w:t>Still the current technical testing guide; cited as-is.</w:t>
+            <w:tcW w:type="dxa" w:w="3744"/>
+          </w:tcPr>
+          <w:p>
+            <w:pPr>
+              <w:spacing w:after="40"/>
+            </w:pPr>
+            <w:r>
+              <w:rPr>
+                <w:sz w:val="17"/>
+              </w:rPr>
+            </w:r>
+            <w:r>
+              <w:rPr>
+                <w:sz w:val="17"/>
+              </w:rPr>
+              <w:t>Forbidden-page role screens</w:t>
+            </w:r>
+          </w:p>
+        </w:tc>
+        <w:tc>
+          <w:tcPr>
+            <w:tcW w:type="dxa" w:w="5760"/>
+          </w:tcPr>
+          <w:p>
+            <w:pPr>
+              <w:spacing w:after="40"/>
+            </w:pPr>
+            <w:r>
+              <w:rPr>
+                <w:sz w:val="17"/>
+              </w:rPr>
+            </w:r>
+            <w:r>
+              <w:rPr>
+                <w:rFonts w:ascii="Consolas" w:hAnsi="Consolas"/>
+                <w:sz w:val="17"/>
+              </w:rPr>
+              <w:t>/credentials</w:t>
+            </w:r>
+            <w:r>
+              <w:rPr>
+                <w:sz w:val="17"/>
+              </w:rPr>
+              <w:t xml:space="preserve">, </w:t>
+            </w:r>
+            <w:r>
+              <w:rPr>
+                <w:rFonts w:ascii="Consolas" w:hAnsi="Consolas"/>
+                <w:sz w:val="17"/>
+              </w:rPr>
+              <w:t>/users</w:t>
+            </w:r>
+            <w:r>
+              <w:rPr>
+                <w:sz w:val="17"/>
+              </w:rPr>
+              <w:t xml:space="preserve">, </w:t>
+            </w:r>
+            <w:r>
+              <w:rPr>
+                <w:rFonts w:ascii="Consolas" w:hAnsi="Consolas"/>
+                <w:sz w:val="17"/>
+              </w:rPr>
+              <w:t>/audit</w:t>
+            </w:r>
+            <w:r>
+              <w:rPr>
+                <w:sz w:val="17"/>
+              </w:rPr>
+              <w:t xml:space="preserve"> render a named role screen for non-permitted roles instead of a server error (§14, §24)</w:t>
             </w:r>
           </w:p>
         </w:tc>
@@ -31149,43 +31739,56 @@
       <w:tr>
         <w:tc>
           <w:tcPr>
-            <w:tcW w:type="dxa" w:w="3456"/>
-          </w:tcPr>
-          <w:p>
-            <w:pPr>
-              <w:spacing w:after="40"/>
-            </w:pPr>
-            <w:r>
-              <w:rPr>
-                <w:sz w:val="17"/>
-              </w:rPr>
-            </w:r>
-            <w:r>
-              <w:rPr>
-                <w:sz w:val="17"/>
-              </w:rPr>
-              <w:t>CVSS v4.0</w:t>
-            </w:r>
-          </w:p>
-        </w:tc>
-        <w:tc>
-          <w:tcPr>
-            <w:tcW w:type="dxa" w:w="6048"/>
-          </w:tcPr>
-          <w:p>
-            <w:pPr>
-              <w:spacing w:after="40"/>
-            </w:pPr>
-            <w:r>
-              <w:rPr>
-                <w:sz w:val="17"/>
-              </w:rPr>
-            </w:r>
-            <w:r>
-              <w:rPr>
-                <w:sz w:val="17"/>
-              </w:rPr>
-              <w:t>Current standard, owned by FIRST.Org; five severity bands over 0.0–10.0. v3.1 retained for historical CVEs, as the platform does.</w:t>
+            <w:tcW w:type="dxa" w:w="3744"/>
+          </w:tcPr>
+          <w:p>
+            <w:pPr>
+              <w:spacing w:after="40"/>
+            </w:pPr>
+            <w:r>
+              <w:rPr>
+                <w:sz w:val="17"/>
+              </w:rPr>
+            </w:r>
+            <w:r>
+              <w:rPr>
+                <w:sz w:val="17"/>
+              </w:rPr>
+              <w:t>Organization-scoped isolation</w:t>
+            </w:r>
+          </w:p>
+        </w:tc>
+        <w:tc>
+          <w:tcPr>
+            <w:tcW w:type="dxa" w:w="5760"/>
+          </w:tcPr>
+          <w:p>
+            <w:pPr>
+              <w:spacing w:after="40"/>
+            </w:pPr>
+            <w:r>
+              <w:rPr>
+                <w:sz w:val="17"/>
+              </w:rPr>
+            </w:r>
+            <w:r>
+              <w:rPr>
+                <w:sz w:val="17"/>
+              </w:rPr>
+              <w:t xml:space="preserve">Finding/engagement reads join on the org; a different engagement in the same org resolves, another organization's id returns </w:t>
+            </w:r>
+            <w:r>
+              <w:rPr>
+                <w:rFonts w:ascii="Consolas" w:hAnsi="Consolas"/>
+                <w:sz w:val="17"/>
+              </w:rPr>
+              <w:t>404</w:t>
+            </w:r>
+            <w:r>
+              <w:rPr>
+                <w:sz w:val="17"/>
+              </w:rPr>
+              <w:t xml:space="preserve"> (§4.3, §17.3)</w:t>
             </w:r>
           </w:p>
         </w:tc>
@@ -31193,43 +31796,56 @@
       <w:tr>
         <w:tc>
           <w:tcPr>
-            <w:tcW w:type="dxa" w:w="3456"/>
-          </w:tcPr>
-          <w:p>
-            <w:pPr>
-              <w:spacing w:after="40"/>
-            </w:pPr>
-            <w:r>
-              <w:rPr>
-                <w:sz w:val="17"/>
-              </w:rPr>
-            </w:r>
-            <w:r>
-              <w:rPr>
-                <w:sz w:val="17"/>
-              </w:rPr>
-              <w:t>SARIF 2.1.0</w:t>
-            </w:r>
-          </w:p>
-        </w:tc>
-        <w:tc>
-          <w:tcPr>
-            <w:tcW w:type="dxa" w:w="6048"/>
-          </w:tcPr>
-          <w:p>
-            <w:pPr>
-              <w:spacing w:after="40"/>
-            </w:pPr>
-            <w:r>
-              <w:rPr>
-                <w:sz w:val="17"/>
-              </w:rPr>
-            </w:r>
-            <w:r>
-              <w:rPr>
-                <w:sz w:val="17"/>
-              </w:rPr>
-              <w:t>The current OASIS standard version, which the export emits.</w:t>
+            <w:tcW w:type="dxa" w:w="3744"/>
+          </w:tcPr>
+          <w:p>
+            <w:pPr>
+              <w:spacing w:after="40"/>
+            </w:pPr>
+            <w:r>
+              <w:rPr>
+                <w:sz w:val="17"/>
+              </w:rPr>
+            </w:r>
+            <w:r>
+              <w:rPr>
+                <w:sz w:val="17"/>
+              </w:rPr>
+              <w:t>API route/capability map</w:t>
+            </w:r>
+          </w:p>
+        </w:tc>
+        <w:tc>
+          <w:tcPr>
+            <w:tcW w:type="dxa" w:w="5760"/>
+          </w:tcPr>
+          <w:p>
+            <w:pPr>
+              <w:spacing w:after="40"/>
+            </w:pPr>
+            <w:r>
+              <w:rPr>
+                <w:sz w:val="17"/>
+              </w:rPr>
+            </w:r>
+            <w:r>
+              <w:rPr>
+                <w:sz w:val="17"/>
+              </w:rPr>
+              <w:t xml:space="preserve">76 routes re-extracted from the live app (including the approvals routes and </w:t>
+            </w:r>
+            <w:r>
+              <w:rPr>
+                <w:rFonts w:ascii="Consolas" w:hAnsi="Consolas"/>
+                <w:sz w:val="17"/>
+              </w:rPr>
+              <w:t>approval_id</w:t>
+            </w:r>
+            <w:r>
+              <w:rPr>
+                <w:sz w:val="17"/>
+              </w:rPr>
+              <w:t xml:space="preserve"> spend path); §27 is generated from that map</w:t>
             </w:r>
           </w:p>
         </w:tc>
@@ -31245,6 +31861,469 @@
         <w:pStyle w:val="Heading2"/>
       </w:pPr>
       <w:r>
+        <w:t>31.2  External standards confirmed against their publishers</w:t>
+      </w:r>
+    </w:p>
+    <w:tbl>
+      <w:tblPr>
+        <w:tblStyle w:val="LightGrid-Accent1"/>
+        <w:tblW w:type="auto" w:w="0"/>
+        <w:jc w:val="center"/>
+        <w:tblLayout w:type="fixed"/>
+        <w:tblLook w:firstColumn="1" w:firstRow="1" w:lastColumn="0" w:lastRow="0" w:noHBand="0" w:noVBand="1" w:val="04A0"/>
+      </w:tblPr>
+      <w:tblGrid>
+        <w:gridCol w:w="4824"/>
+        <w:gridCol w:w="4824"/>
+      </w:tblGrid>
+      <w:tr>
+        <w:tc>
+          <w:tcPr>
+            <w:tcW w:type="dxa" w:w="3456"/>
+          </w:tcPr>
+          <w:p>
+            <w:pPr>
+              <w:spacing w:after="40"/>
+            </w:pPr>
+            <w:r>
+              <w:rPr>
+                <w:sz w:val="17"/>
+              </w:rPr>
+            </w:r>
+            <w:r>
+              <w:rPr>
+                <w:b/>
+                <w:sz w:val="17"/>
+              </w:rPr>
+              <w:t>Standard</w:t>
+            </w:r>
+          </w:p>
+        </w:tc>
+        <w:tc>
+          <w:tcPr>
+            <w:tcW w:type="dxa" w:w="6048"/>
+          </w:tcPr>
+          <w:p>
+            <w:pPr>
+              <w:spacing w:after="40"/>
+            </w:pPr>
+            <w:r>
+              <w:rPr>
+                <w:sz w:val="17"/>
+              </w:rPr>
+            </w:r>
+            <w:r>
+              <w:rPr>
+                <w:b/>
+                <w:sz w:val="17"/>
+              </w:rPr>
+              <w:t>Confirmed</w:t>
+            </w:r>
+          </w:p>
+        </w:tc>
+      </w:tr>
+      <w:tr>
+        <w:tc>
+          <w:tcPr>
+            <w:tcW w:type="dxa" w:w="3456"/>
+          </w:tcPr>
+          <w:p>
+            <w:pPr>
+              <w:spacing w:after="40"/>
+            </w:pPr>
+            <w:r>
+              <w:rPr>
+                <w:sz w:val="17"/>
+              </w:rPr>
+            </w:r>
+            <w:r>
+              <w:rPr>
+                <w:sz w:val="17"/>
+              </w:rPr>
+              <w:t>OWASP Top 10 for LLM Applications 2025</w:t>
+            </w:r>
+          </w:p>
+        </w:tc>
+        <w:tc>
+          <w:tcPr>
+            <w:tcW w:type="dxa" w:w="6048"/>
+          </w:tcPr>
+          <w:p>
+            <w:pPr>
+              <w:spacing w:after="40"/>
+            </w:pPr>
+            <w:r>
+              <w:rPr>
+                <w:sz w:val="17"/>
+              </w:rPr>
+            </w:r>
+            <w:r>
+              <w:rPr>
+                <w:sz w:val="17"/>
+              </w:rPr>
+              <w:t xml:space="preserve">All ten codes and titles match the OWASP GenAI Security Project listing exactly, including the 2025 changes: LLM05 </w:t>
+            </w:r>
+            <w:r>
+              <w:rPr>
+                <w:i/>
+                <w:sz w:val="17"/>
+              </w:rPr>
+              <w:t>Improper Output Handling</w:t>
+            </w:r>
+            <w:r>
+              <w:rPr>
+                <w:sz w:val="17"/>
+              </w:rPr>
+              <w:t xml:space="preserve">, LLM07 </w:t>
+            </w:r>
+            <w:r>
+              <w:rPr>
+                <w:i/>
+                <w:sz w:val="17"/>
+              </w:rPr>
+              <w:t>System Prompt Leakage</w:t>
+            </w:r>
+            <w:r>
+              <w:rPr>
+                <w:sz w:val="17"/>
+              </w:rPr>
+              <w:t xml:space="preserve">, LLM08 </w:t>
+            </w:r>
+            <w:r>
+              <w:rPr>
+                <w:i/>
+                <w:sz w:val="17"/>
+              </w:rPr>
+              <w:t>Vector and Embedding Weaknesses</w:t>
+            </w:r>
+            <w:r>
+              <w:rPr>
+                <w:sz w:val="17"/>
+              </w:rPr>
+              <w:t>.</w:t>
+            </w:r>
+          </w:p>
+        </w:tc>
+      </w:tr>
+      <w:tr>
+        <w:tc>
+          <w:tcPr>
+            <w:tcW w:type="dxa" w:w="3456"/>
+          </w:tcPr>
+          <w:p>
+            <w:pPr>
+              <w:spacing w:after="40"/>
+            </w:pPr>
+            <w:r>
+              <w:rPr>
+                <w:sz w:val="17"/>
+              </w:rPr>
+            </w:r>
+            <w:r>
+              <w:rPr>
+                <w:sz w:val="17"/>
+              </w:rPr>
+              <w:t>OWASP Top 10 for Agentic Applications 2026</w:t>
+            </w:r>
+          </w:p>
+        </w:tc>
+        <w:tc>
+          <w:tcPr>
+            <w:tcW w:type="dxa" w:w="6048"/>
+          </w:tcPr>
+          <w:p>
+            <w:pPr>
+              <w:spacing w:after="40"/>
+            </w:pPr>
+            <w:r>
+              <w:rPr>
+                <w:sz w:val="17"/>
+              </w:rPr>
+            </w:r>
+            <w:r>
+              <w:rPr>
+                <w:sz w:val="17"/>
+              </w:rPr>
+              <w:t>All ten ASI01–ASI10 titles match the published 2026 edition exactly.</w:t>
+            </w:r>
+          </w:p>
+        </w:tc>
+      </w:tr>
+      <w:tr>
+        <w:tc>
+          <w:tcPr>
+            <w:tcW w:type="dxa" w:w="3456"/>
+          </w:tcPr>
+          <w:p>
+            <w:pPr>
+              <w:spacing w:after="40"/>
+            </w:pPr>
+            <w:r>
+              <w:rPr>
+                <w:sz w:val="17"/>
+              </w:rPr>
+            </w:r>
+            <w:r>
+              <w:rPr>
+                <w:sz w:val="17"/>
+              </w:rPr>
+              <w:t>OWASP Web Security Testing Guide 4.2</w:t>
+            </w:r>
+          </w:p>
+        </w:tc>
+        <w:tc>
+          <w:tcPr>
+            <w:tcW w:type="dxa" w:w="6048"/>
+          </w:tcPr>
+          <w:p>
+            <w:pPr>
+              <w:spacing w:after="40"/>
+            </w:pPr>
+            <w:r>
+              <w:rPr>
+                <w:sz w:val="17"/>
+              </w:rPr>
+            </w:r>
+            <w:r>
+              <w:rPr>
+                <w:sz w:val="17"/>
+              </w:rPr>
+              <w:t>Still the current stable release; v5.0 remains in development. The pinned version is correct.</w:t>
+            </w:r>
+          </w:p>
+        </w:tc>
+      </w:tr>
+      <w:tr>
+        <w:tc>
+          <w:tcPr>
+            <w:tcW w:type="dxa" w:w="3456"/>
+          </w:tcPr>
+          <w:p>
+            <w:pPr>
+              <w:spacing w:after="40"/>
+            </w:pPr>
+            <w:r>
+              <w:rPr>
+                <w:sz w:val="17"/>
+              </w:rPr>
+            </w:r>
+            <w:r>
+              <w:rPr>
+                <w:sz w:val="17"/>
+              </w:rPr>
+              <w:t>NIST SP 800-53 Rev 5.2.0</w:t>
+            </w:r>
+          </w:p>
+        </w:tc>
+        <w:tc>
+          <w:tcPr>
+            <w:tcW w:type="dxa" w:w="6048"/>
+          </w:tcPr>
+          <w:p>
+            <w:pPr>
+              <w:spacing w:after="40"/>
+            </w:pPr>
+            <w:r>
+              <w:rPr>
+                <w:sz w:val="17"/>
+              </w:rPr>
+            </w:r>
+            <w:r>
+              <w:rPr>
+                <w:sz w:val="17"/>
+              </w:rPr>
+              <w:t>Released 27 August 2025 — the newest revision. Correctly pinned.</w:t>
+            </w:r>
+          </w:p>
+        </w:tc>
+      </w:tr>
+      <w:tr>
+        <w:tc>
+          <w:tcPr>
+            <w:tcW w:type="dxa" w:w="3456"/>
+          </w:tcPr>
+          <w:p>
+            <w:pPr>
+              <w:spacing w:after="40"/>
+            </w:pPr>
+            <w:r>
+              <w:rPr>
+                <w:sz w:val="17"/>
+              </w:rPr>
+            </w:r>
+            <w:r>
+              <w:rPr>
+                <w:sz w:val="17"/>
+              </w:rPr>
+              <w:t>NIST AI RMF 1.0 (AI 100-1) and AI 600-1 GenAI Profile</w:t>
+            </w:r>
+          </w:p>
+        </w:tc>
+        <w:tc>
+          <w:tcPr>
+            <w:tcW w:type="dxa" w:w="6048"/>
+          </w:tcPr>
+          <w:p>
+            <w:pPr>
+              <w:spacing w:after="40"/>
+            </w:pPr>
+            <w:r>
+              <w:rPr>
+                <w:sz w:val="17"/>
+              </w:rPr>
+            </w:r>
+            <w:r>
+              <w:rPr>
+                <w:sz w:val="17"/>
+              </w:rPr>
+              <w:t>Both current; the platform references both, as it should.</w:t>
+            </w:r>
+          </w:p>
+        </w:tc>
+      </w:tr>
+      <w:tr>
+        <w:tc>
+          <w:tcPr>
+            <w:tcW w:type="dxa" w:w="3456"/>
+          </w:tcPr>
+          <w:p>
+            <w:pPr>
+              <w:spacing w:after="40"/>
+            </w:pPr>
+            <w:r>
+              <w:rPr>
+                <w:sz w:val="17"/>
+              </w:rPr>
+            </w:r>
+            <w:r>
+              <w:rPr>
+                <w:sz w:val="17"/>
+              </w:rPr>
+              <w:t>NIST SP 800-115 (2008)</w:t>
+            </w:r>
+          </w:p>
+        </w:tc>
+        <w:tc>
+          <w:tcPr>
+            <w:tcW w:type="dxa" w:w="6048"/>
+          </w:tcPr>
+          <w:p>
+            <w:pPr>
+              <w:spacing w:after="40"/>
+            </w:pPr>
+            <w:r>
+              <w:rPr>
+                <w:sz w:val="17"/>
+              </w:rPr>
+            </w:r>
+            <w:r>
+              <w:rPr>
+                <w:sz w:val="17"/>
+              </w:rPr>
+              <w:t>Still the current technical testing guide; cited as-is.</w:t>
+            </w:r>
+          </w:p>
+        </w:tc>
+      </w:tr>
+      <w:tr>
+        <w:tc>
+          <w:tcPr>
+            <w:tcW w:type="dxa" w:w="3456"/>
+          </w:tcPr>
+          <w:p>
+            <w:pPr>
+              <w:spacing w:after="40"/>
+            </w:pPr>
+            <w:r>
+              <w:rPr>
+                <w:sz w:val="17"/>
+              </w:rPr>
+            </w:r>
+            <w:r>
+              <w:rPr>
+                <w:sz w:val="17"/>
+              </w:rPr>
+              <w:t>CVSS v4.0</w:t>
+            </w:r>
+          </w:p>
+        </w:tc>
+        <w:tc>
+          <w:tcPr>
+            <w:tcW w:type="dxa" w:w="6048"/>
+          </w:tcPr>
+          <w:p>
+            <w:pPr>
+              <w:spacing w:after="40"/>
+            </w:pPr>
+            <w:r>
+              <w:rPr>
+                <w:sz w:val="17"/>
+              </w:rPr>
+            </w:r>
+            <w:r>
+              <w:rPr>
+                <w:sz w:val="17"/>
+              </w:rPr>
+              <w:t>Current standard, owned by FIRST.Org; five severity bands over 0.0–10.0. v3.1 retained for historical CVEs, as the platform does.</w:t>
+            </w:r>
+          </w:p>
+        </w:tc>
+      </w:tr>
+      <w:tr>
+        <w:tc>
+          <w:tcPr>
+            <w:tcW w:type="dxa" w:w="3456"/>
+          </w:tcPr>
+          <w:p>
+            <w:pPr>
+              <w:spacing w:after="40"/>
+            </w:pPr>
+            <w:r>
+              <w:rPr>
+                <w:sz w:val="17"/>
+              </w:rPr>
+            </w:r>
+            <w:r>
+              <w:rPr>
+                <w:sz w:val="17"/>
+              </w:rPr>
+              <w:t>SARIF 2.1.0</w:t>
+            </w:r>
+          </w:p>
+        </w:tc>
+        <w:tc>
+          <w:tcPr>
+            <w:tcW w:type="dxa" w:w="6048"/>
+          </w:tcPr>
+          <w:p>
+            <w:pPr>
+              <w:spacing w:after="40"/>
+            </w:pPr>
+            <w:r>
+              <w:rPr>
+                <w:sz w:val="17"/>
+              </w:rPr>
+            </w:r>
+            <w:r>
+              <w:rPr>
+                <w:sz w:val="17"/>
+              </w:rPr>
+              <w:t>The current OASIS standard version, which the export emits.</w:t>
+            </w:r>
+          </w:p>
+        </w:tc>
+      </w:tr>
+    </w:tbl>
+    <w:p>
+      <w:pPr>
+        <w:spacing w:after="40"/>
+      </w:pPr>
+    </w:p>
+    <w:p>
+      <w:pPr>
+        <w:pStyle w:val="Heading2"/>
+      </w:pPr>
+      <w:r>
         <w:t>31.3  Sources</w:t>
       </w:r>
     </w:p>
@@ -31307,7 +32386,7 @@
         <w:t>AI model</w:t>
       </w:r>
       <w:r>
-        <w:t xml:space="preserve"> field (§9.2) were uncommitted work in the tree at the time of writing. They were verified live against the running stack, but if that work changes before it is committed, §9.2, §15 and §27 are the sections to re-check.</w:t>
+        <w:t xml:space="preserve"> field (§9.2) — in-flight when the guide was first written — are now committed and passed their UAT module (12 rows, no defects). The remaining known gaps are those in §28, which change how you work today rather than being errors in this guide.</w:t>
       </w:r>
     </w:p>
     <w:sectPr>

--- a/docs/DAS_Sentinel_User_Guide.docx
+++ b/docs/DAS_Sentinel_User_Guide.docx
@@ -5243,16 +5243,25 @@
         <w:t>Profile</w:t>
       </w:r>
       <w:r>
-        <w:t xml:space="preserve"> (Name, Email, Phone number) and </w:t>
+        <w:t xml:space="preserve"> (Name, Email, Phone number) and a collapsed </w:t>
       </w:r>
       <w:r>
         <w:rPr>
           <w:b/>
         </w:rPr>
-        <w:t>Password</w:t>
-      </w:r>
-      <w:r>
-        <w:t xml:space="preserve"> (Current, New, Confirm).</w:t>
+        <w:t>Change password</w:t>
+      </w:r>
+      <w:r>
+        <w:t xml:space="preserve"> section — click the </w:t>
+      </w:r>
+      <w:r>
+        <w:rPr>
+          <w:i/>
+        </w:rPr>
+        <w:t>Change password</w:t>
+      </w:r>
+      <w:r>
+        <w:t xml:space="preserve"> label to expand the Current / New / Confirm fields.</w:t>
       </w:r>
     </w:p>
     <w:p>
@@ -5447,16 +5456,16 @@
     </w:p>
     <w:p>
       <w:r>
-        <w:t xml:space="preserve">In the </w:t>
+        <w:t xml:space="preserve">Expand the </w:t>
       </w:r>
       <w:r>
         <w:rPr>
           <w:b/>
         </w:rPr>
-        <w:t>Password</w:t>
-      </w:r>
-      <w:r>
-        <w:t xml:space="preserve"> card enter your current password, the new password twice, and save. The failure messages are specific:</w:t>
+        <w:t>Change password</w:t>
+      </w:r>
+      <w:r>
+        <w:t xml:space="preserve"> section, enter your current password, the new password twice, and save. The failure messages are specific:</w:t>
       </w:r>
     </w:p>
     <w:tbl>
@@ -6663,7 +6672,34 @@
         <w:t>n rps</w:t>
       </w:r>
       <w:r>
-        <w:t xml:space="preserve">). Newest first. With none yet you get a dashed </w:t>
+        <w:t xml:space="preserve">), </w:t>
+      </w:r>
+      <w:r>
+        <w:rPr>
+          <w:b/>
+        </w:rPr>
+        <w:t>Created</w:t>
+      </w:r>
+      <w:r>
+        <w:t xml:space="preserve">, </w:t>
+      </w:r>
+      <w:r>
+        <w:rPr>
+          <w:b/>
+        </w:rPr>
+        <w:t>Updated</w:t>
+      </w:r>
+      <w:r>
+        <w:t xml:space="preserve">, and </w:t>
+      </w:r>
+      <w:r>
+        <w:rPr>
+          <w:b/>
+        </w:rPr>
+        <w:t>Closed</w:t>
+      </w:r>
+      <w:r>
+        <w:t xml:space="preserve"> (— until the engagement is closed; then the close timestamp). Newest first. With none yet you get a dashed </w:t>
       </w:r>
       <w:r>
         <w:rPr>
@@ -6686,6 +6722,52 @@
     </w:p>
     <w:p>
       <w:pPr>
+        <w:pStyle w:val="Heading3"/>
+      </w:pPr>
+      <w:r>
+        <w:t>9.1.1  Sorting and filtering record lists</w:t>
+      </w:r>
+    </w:p>
+    <w:p>
+      <w:r>
+        <w:t xml:space="preserve">Every record list (Engagements, Targets, Findings, Audit log) sorts and filters the way a ServiceNow list does. </w:t>
+      </w:r>
+      <w:r>
+        <w:rPr>
+          <w:b/>
+        </w:rPr>
+        <w:t>Click a column header</w:t>
+      </w:r>
+      <w:r>
+        <w:t xml:space="preserve"> to sort ascending (▲); click again for descending (▼); a third click restores the default order. *</w:t>
+      </w:r>
+      <w:r>
+        <w:rPr>
+          <w:i/>
+        </w:rPr>
+        <w:t xml:space="preserve">The row of </w:t>
+      </w:r>
+      <w:r>
+        <w:t>Search</w:t>
+      </w:r>
+      <w:r>
+        <w:rPr>
+          <w:i/>
+        </w:rPr>
+        <w:t xml:space="preserve"> boxes under the headers</w:t>
+      </w:r>
+      <w:r>
+        <w:rPr>
+          <w:i/>
+        </w:rPr>
+        <w:t xml:space="preserve"> filters per column — case-insensitive substring match, and multiple boxes combine (a row must match all of them). Filtering and sorting are instant and purely visual: they never change the records themselves. With every matching row filtered out the list shows </w:t>
+      </w:r>
+      <w:r>
+        <w:t>No records match the filters.*</w:t>
+      </w:r>
+    </w:p>
+    <w:p>
+      <w:pPr>
         <w:pStyle w:val="Heading2"/>
       </w:pPr>
       <w:r>
@@ -6758,7 +6840,16 @@
         <w:t>Test window end</w:t>
       </w:r>
       <w:r>
-        <w:t>. See the warning below.</w:t>
+        <w:t xml:space="preserve">: click the field to open its calendar, pick the day, set the time, and click </w:t>
+      </w:r>
+      <w:r>
+        <w:rPr>
+          <w:b/>
+        </w:rPr>
+        <w:t>Apply</w:t>
+      </w:r>
+      <w:r>
+        <w:t xml:space="preserve"> inside the popup. The field then shows the chosen value; click it again to change or clear it. See the warning below.</w:t>
       </w:r>
     </w:p>
     <w:p>
@@ -7386,7 +7477,7 @@
               <w:rPr>
                 <w:sz w:val="17"/>
               </w:rPr>
-              <w:t>. A launch above this is refused.</w:t>
+              <w:t>. A launch above this is refused. Hover the ⓘ next to the label, or see §9.2.2, for what each level permits.</w:t>
             </w:r>
           </w:p>
         </w:tc>
@@ -7744,6 +7835,423 @@
     </w:p>
     <w:p>
       <w:pPr>
+        <w:pStyle w:val="Heading3"/>
+      </w:pPr>
+      <w:r>
+        <w:t>9.2.2  Maximum intensity explained</w:t>
+      </w:r>
+    </w:p>
+    <w:p>
+      <w:r>
+        <w:rPr>
+          <w:b/>
+        </w:rPr>
+        <w:t>Maximum intensity is the safety ceiling for the whole engagement</w:t>
+      </w:r>
+      <w:r>
+        <w:t xml:space="preserve"> — the most aggressive kind of testing any scan under it is allowed to perform. It is not a per-scan setting and not a speed control (that is the rate limit). Every launch derives its </w:t>
+      </w:r>
+      <w:r>
+        <w:rPr>
+          <w:i/>
+        </w:rPr>
+        <w:t>effective</w:t>
+      </w:r>
+      <w:r>
+        <w:t xml:space="preserve"> intensity </w:t>
+      </w:r>
+      <w:r>
+        <w:rPr>
+          <w:b/>
+        </w:rPr>
+        <w:t>server-side from what the operation actually does</w:t>
+      </w:r>
+      <w:r>
+        <w:t xml:space="preserve"> — a caller cannot declare a lower intensity to smuggle a riskier action through — and the launch is refused with </w:t>
+      </w:r>
+      <w:r>
+        <w:rPr>
+          <w:rFonts w:ascii="Consolas" w:hAnsi="Consolas"/>
+          <w:sz w:val="19"/>
+        </w:rPr>
+        <w:t>intensity_not_authorized</w:t>
+      </w:r>
+      <w:r>
+        <w:t xml:space="preserve"> when the derived intensity exceeds this ceiling. The four levels, lowest to highest:</w:t>
+      </w:r>
+    </w:p>
+    <w:tbl>
+      <w:tblPr>
+        <w:tblStyle w:val="LightGrid-Accent1"/>
+        <w:tblW w:type="auto" w:w="0"/>
+        <w:jc w:val="center"/>
+        <w:tblLayout w:type="fixed"/>
+        <w:tblLook w:firstColumn="1" w:firstRow="1" w:lastColumn="0" w:lastRow="0" w:noHBand="0" w:noVBand="1" w:val="04A0"/>
+      </w:tblPr>
+      <w:tblGrid>
+        <w:gridCol w:w="3216"/>
+        <w:gridCol w:w="3216"/>
+        <w:gridCol w:w="3216"/>
+      </w:tblGrid>
+      <w:tr>
+        <w:tc>
+          <w:tcPr>
+            <w:tcW w:type="dxa" w:w="1872"/>
+          </w:tcPr>
+          <w:p>
+            <w:pPr>
+              <w:spacing w:after="40"/>
+            </w:pPr>
+            <w:r>
+              <w:rPr>
+                <w:sz w:val="17"/>
+              </w:rPr>
+            </w:r>
+            <w:r>
+              <w:rPr>
+                <w:b/>
+                <w:sz w:val="17"/>
+              </w:rPr>
+              <w:t>Level</w:t>
+            </w:r>
+          </w:p>
+        </w:tc>
+        <w:tc>
+          <w:tcPr>
+            <w:tcW w:type="dxa" w:w="3888"/>
+          </w:tcPr>
+          <w:p>
+            <w:pPr>
+              <w:spacing w:after="40"/>
+            </w:pPr>
+            <w:r>
+              <w:rPr>
+                <w:sz w:val="17"/>
+              </w:rPr>
+            </w:r>
+            <w:r>
+              <w:rPr>
+                <w:b/>
+                <w:sz w:val="17"/>
+              </w:rPr>
+              <w:t>What it permits</w:t>
+            </w:r>
+          </w:p>
+        </w:tc>
+        <w:tc>
+          <w:tcPr>
+            <w:tcW w:type="dxa" w:w="3744"/>
+          </w:tcPr>
+          <w:p>
+            <w:pPr>
+              <w:spacing w:after="40"/>
+            </w:pPr>
+            <w:r>
+              <w:rPr>
+                <w:sz w:val="17"/>
+              </w:rPr>
+            </w:r>
+            <w:r>
+              <w:rPr>
+                <w:b/>
+                <w:sz w:val="17"/>
+              </w:rPr>
+              <w:t>Example operations</w:t>
+            </w:r>
+          </w:p>
+        </w:tc>
+      </w:tr>
+      <w:tr>
+        <w:tc>
+          <w:tcPr>
+            <w:tcW w:type="dxa" w:w="1872"/>
+          </w:tcPr>
+          <w:p>
+            <w:pPr>
+              <w:spacing w:after="40"/>
+            </w:pPr>
+            <w:r>
+              <w:rPr>
+                <w:sz w:val="17"/>
+              </w:rPr>
+            </w:r>
+            <w:r>
+              <w:rPr>
+                <w:sz w:val="17"/>
+              </w:rPr>
+              <w:t>Passive</w:t>
+            </w:r>
+          </w:p>
+        </w:tc>
+        <w:tc>
+          <w:tcPr>
+            <w:tcW w:type="dxa" w:w="3888"/>
+          </w:tcPr>
+          <w:p>
+            <w:pPr>
+              <w:spacing w:after="40"/>
+            </w:pPr>
+            <w:r>
+              <w:rPr>
+                <w:sz w:val="17"/>
+              </w:rPr>
+            </w:r>
+            <w:r>
+              <w:rPr>
+                <w:sz w:val="17"/>
+              </w:rPr>
+              <w:t>Observation only. Nothing is sent that could change or stress the target.</w:t>
+            </w:r>
+          </w:p>
+        </w:tc>
+        <w:tc>
+          <w:tcPr>
+            <w:tcW w:type="dxa" w:w="3744"/>
+          </w:tcPr>
+          <w:p>
+            <w:pPr>
+              <w:spacing w:after="40"/>
+            </w:pPr>
+            <w:r>
+              <w:rPr>
+                <w:sz w:val="17"/>
+              </w:rPr>
+            </w:r>
+            <w:r>
+              <w:rPr>
+                <w:sz w:val="17"/>
+              </w:rPr>
+              <w:t>Passive reconnaissance.</w:t>
+            </w:r>
+          </w:p>
+        </w:tc>
+      </w:tr>
+      <w:tr>
+        <w:tc>
+          <w:tcPr>
+            <w:tcW w:type="dxa" w:w="1872"/>
+          </w:tcPr>
+          <w:p>
+            <w:pPr>
+              <w:spacing w:after="40"/>
+            </w:pPr>
+            <w:r>
+              <w:rPr>
+                <w:sz w:val="17"/>
+              </w:rPr>
+            </w:r>
+            <w:r>
+              <w:rPr>
+                <w:sz w:val="17"/>
+              </w:rPr>
+              <w:t>Safe active</w:t>
+            </w:r>
+          </w:p>
+        </w:tc>
+        <w:tc>
+          <w:tcPr>
+            <w:tcW w:type="dxa" w:w="3888"/>
+          </w:tcPr>
+          <w:p>
+            <w:pPr>
+              <w:spacing w:after="40"/>
+            </w:pPr>
+            <w:r>
+              <w:rPr>
+                <w:sz w:val="17"/>
+              </w:rPr>
+            </w:r>
+            <w:r>
+              <w:rPr>
+                <w:sz w:val="17"/>
+              </w:rPr>
+              <w:t>The default. Non-destructive active testing: the target is probed with safe payloads, without credentials.</w:t>
+            </w:r>
+          </w:p>
+        </w:tc>
+        <w:tc>
+          <w:tcPr>
+            <w:tcW w:type="dxa" w:w="3744"/>
+          </w:tcPr>
+          <w:p>
+            <w:pPr>
+              <w:spacing w:after="40"/>
+            </w:pPr>
+            <w:r>
+              <w:rPr>
+                <w:sz w:val="17"/>
+              </w:rPr>
+            </w:r>
+            <w:r>
+              <w:rPr>
+                <w:sz w:val="17"/>
+              </w:rPr>
+              <w:t>Unauthenticated web/API scans, AI/LLM test suites, SAST.</w:t>
+            </w:r>
+          </w:p>
+        </w:tc>
+      </w:tr>
+      <w:tr>
+        <w:tc>
+          <w:tcPr>
+            <w:tcW w:type="dxa" w:w="1872"/>
+          </w:tcPr>
+          <w:p>
+            <w:pPr>
+              <w:spacing w:after="40"/>
+            </w:pPr>
+            <w:r>
+              <w:rPr>
+                <w:sz w:val="17"/>
+              </w:rPr>
+            </w:r>
+            <w:r>
+              <w:rPr>
+                <w:sz w:val="17"/>
+              </w:rPr>
+              <w:t>Authenticated active</w:t>
+            </w:r>
+          </w:p>
+        </w:tc>
+        <w:tc>
+          <w:tcPr>
+            <w:tcW w:type="dxa" w:w="3888"/>
+          </w:tcPr>
+          <w:p>
+            <w:pPr>
+              <w:spacing w:after="40"/>
+            </w:pPr>
+            <w:r>
+              <w:rPr>
+                <w:sz w:val="17"/>
+              </w:rPr>
+            </w:r>
+            <w:r>
+              <w:rPr>
+                <w:sz w:val="17"/>
+              </w:rPr>
+              <w:t>Everything in Safe active, plus scans that sign in to the target with the credentials configured on it.</w:t>
+            </w:r>
+          </w:p>
+        </w:tc>
+        <w:tc>
+          <w:tcPr>
+            <w:tcW w:type="dxa" w:w="3744"/>
+          </w:tcPr>
+          <w:p>
+            <w:pPr>
+              <w:spacing w:after="40"/>
+            </w:pPr>
+            <w:r>
+              <w:rPr>
+                <w:sz w:val="17"/>
+              </w:rPr>
+            </w:r>
+            <w:r>
+              <w:rPr>
+                <w:sz w:val="17"/>
+              </w:rPr>
+              <w:t>Authenticated ZAP scans behind a login.</w:t>
+            </w:r>
+          </w:p>
+        </w:tc>
+      </w:tr>
+      <w:tr>
+        <w:tc>
+          <w:tcPr>
+            <w:tcW w:type="dxa" w:w="1872"/>
+          </w:tcPr>
+          <w:p>
+            <w:pPr>
+              <w:spacing w:after="40"/>
+            </w:pPr>
+            <w:r>
+              <w:rPr>
+                <w:sz w:val="17"/>
+              </w:rPr>
+            </w:r>
+            <w:r>
+              <w:rPr>
+                <w:sz w:val="17"/>
+              </w:rPr>
+              <w:t>High risk</w:t>
+            </w:r>
+          </w:p>
+        </w:tc>
+        <w:tc>
+          <w:tcPr>
+            <w:tcW w:type="dxa" w:w="3888"/>
+          </w:tcPr>
+          <w:p>
+            <w:pPr>
+              <w:spacing w:after="40"/>
+            </w:pPr>
+            <w:r>
+              <w:rPr>
+                <w:sz w:val="17"/>
+              </w:rPr>
+            </w:r>
+            <w:r>
+              <w:rPr>
+                <w:sz w:val="17"/>
+              </w:rPr>
+              <w:t>The full set — potentially disruptive operations. Each high-risk run additionally requires its own single-use approval (§14); the ceiling alone is not enough.</w:t>
+            </w:r>
+          </w:p>
+        </w:tc>
+        <w:tc>
+          <w:tcPr>
+            <w:tcW w:type="dxa" w:w="3744"/>
+          </w:tcPr>
+          <w:p>
+            <w:pPr>
+              <w:spacing w:after="40"/>
+            </w:pPr>
+            <w:r>
+              <w:rPr>
+                <w:sz w:val="17"/>
+              </w:rPr>
+            </w:r>
+            <w:r>
+              <w:rPr>
+                <w:sz w:val="17"/>
+              </w:rPr>
+              <w:t>Exploit validation, brute force, large-scale crawls, data-modifying payloads.</w:t>
+            </w:r>
+          </w:p>
+        </w:tc>
+      </w:tr>
+    </w:tbl>
+    <w:p>
+      <w:pPr>
+        <w:spacing w:after="40"/>
+      </w:pPr>
+    </w:p>
+    <w:p>
+      <w:r>
+        <w:t xml:space="preserve">Pick the lowest ceiling the engagement's ROE actually authorizes. In the form, hovering the small </w:t>
+      </w:r>
+      <w:r>
+        <w:rPr>
+          <w:b/>
+        </w:rPr>
+        <w:t>ⓘ</w:t>
+      </w:r>
+      <w:r>
+        <w:t xml:space="preserve"> next to the </w:t>
+      </w:r>
+      <w:r>
+        <w:rPr>
+          <w:i/>
+        </w:rPr>
+        <w:t>Maximum intensity</w:t>
+      </w:r>
+      <w:r>
+        <w:t xml:space="preserve"> label shows this same summary. Remember that raising or lowering the ceiling later invalidates the ROE acknowledgement (§9.4).</w:t>
+      </w:r>
+    </w:p>
+    <w:p>
+      <w:pPr>
         <w:pStyle w:val="Heading2"/>
       </w:pPr>
       <w:r>
@@ -7775,7 +8283,16 @@
         <w:t>—</w:t>
       </w:r>
       <w:r>
-        <w:t>), Rate limit, Maximum intensity, Hosted LLMs, both contacts, Created and Updated timestamps.</w:t>
+        <w:t xml:space="preserve">), Rate limit, Maximum intensity, Hosted LLMs, both contacts, Created, Updated, and Closed timestamps (Closed is </w:t>
+      </w:r>
+      <w:r>
+        <w:rPr>
+          <w:i/>
+        </w:rPr>
+        <w:t>—</w:t>
+      </w:r>
+      <w:r>
+        <w:t xml:space="preserve"> until the engagement is closed).</w:t>
       </w:r>
     </w:p>
     <w:p>
